--- a/18_DOCX/HOME_DIALOGUES_0001_0005.docx
+++ b/18_DOCX/HOME_DIALOGUES_0001_0005.docx
@@ -20,7 +20,7 @@
         <w:pStyle w:val="Heading1"/>
       </w:pPr>
       <w:r>
-        <w:t>DIALOGUE-HOME-0001 - Explicando contrato de aluguel e seguro obrigatório</w:t>
+        <w:t>DIALOGUE-HOME-0001 - Contrato de aluguel e seguro obrigatório</w:t>
       </w:r>
     </w:p>
     <w:p>
@@ -28,7 +28,7 @@
         <w:pStyle w:val="Heading2"/>
       </w:pPr>
       <w:r>
-        <w:t>Controle</w:t>
+        <w:t>管理情報</w:t>
       </w:r>
     </w:p>
     <w:p>
@@ -36,7 +36,7 @@
         <w:pStyle w:val="ListBullet"/>
       </w:pPr>
       <w:r>
-        <w:t>Versão: 0.1</w:t>
+        <w:t>Versão: 0.2</w:t>
       </w:r>
     </w:p>
     <w:p>
@@ -60,7 +60,7 @@
         <w:pStyle w:val="ListBullet"/>
       </w:pPr>
       <w:r>
-        <w:t>Histórico: Criação inicial.</w:t>
+        <w:t>Histórico: Criação inicial; padronização para uso do corretor japonês com fala em português e leitura em katakana.</w:t>
       </w:r>
     </w:p>
     <w:p>
@@ -68,7 +68,7 @@
         <w:pStyle w:val="Heading2"/>
       </w:pPr>
       <w:r>
-        <w:t>Código</w:t>
+        <w:t>コード</w:t>
       </w:r>
     </w:p>
     <w:p>
@@ -81,12 +81,12 @@
         <w:pStyle w:val="Heading2"/>
       </w:pPr>
       <w:r>
-        <w:t>Situação de atendimento</w:t>
-      </w:r>
-    </w:p>
-    <w:p>
-      <w:r>
-        <w:t>Cliente brasileiro quer entender explicando contrato de aluguel e seguro obrigatório no Japão.</w:t>
+        <w:t>対応場面</w:t>
+      </w:r>
+    </w:p>
+    <w:p>
+      <w:r>
+        <w:t>ブラジル人のお客様が「Contrato de aluguel e seguro obrigatório」について相談しており、契約内容、補償範囲、責任関係、必要書類を確認する場面。</w:t>
       </w:r>
     </w:p>
     <w:p>
@@ -94,7 +94,7 @@
         <w:pStyle w:val="Heading2"/>
       </w:pPr>
       <w:r>
-        <w:t>Participantes</w:t>
+        <w:t>参加者</w:t>
       </w:r>
     </w:p>
     <w:p>
@@ -102,7 +102,7 @@
         <w:pStyle w:val="ListBullet"/>
       </w:pPr>
       <w:r>
-        <w:t>Corretor: corretor japonês</w:t>
+        <w:t>募集人: 日本人保険募集人</w:t>
       </w:r>
     </w:p>
     <w:p>
@@ -110,7 +110,7 @@
         <w:pStyle w:val="ListBullet"/>
       </w:pPr>
       <w:r>
-        <w:t>Cliente: cliente brasileiro residente no Japão</w:t>
+        <w:t>顧客: 日本在住のブラジル人顧客</w:t>
       </w:r>
     </w:p>
     <w:p>
@@ -118,12 +118,12 @@
         <w:pStyle w:val="Heading2"/>
       </w:pPr>
       <w:r>
-        <w:t>Objetivo do diálogo</w:t>
-      </w:r>
-    </w:p>
-    <w:p>
-      <w:r>
-        <w:t>Explicar explicando contrato de aluguel e seguro obrigatório conectando contrato de moradia, responsabilidade e seguro.</w:t>
+        <w:t>対話の目的</w:t>
+      </w:r>
+    </w:p>
+    <w:p>
+      <w:r>
+        <w:t>日本語で対応方針を理解し、ブラジルポルトガル語でお客様に自然に説明できるようにする。</w:t>
       </w:r>
     </w:p>
     <w:p>
@@ -131,27 +131,27 @@
         <w:pStyle w:val="Heading2"/>
       </w:pPr>
       <w:r>
-        <w:t>Versão em japonês</w:t>
-      </w:r>
-    </w:p>
-    <w:p>
-      <w:r>
-        <w:t>**Cliente:** 賃貸契約と保険はどう関係しますか。</w:t>
-      </w:r>
-    </w:p>
-    <w:p>
-      <w:r>
-        <w:t>**Corretor:** 賃貸契約で求められる保険、借家人賠償責任、家財の補償を分けて確認します。</w:t>
-      </w:r>
-    </w:p>
-    <w:p>
-      <w:r>
-        <w:t>**Cliente:** 費用は必ず保険で支払われますか。</w:t>
-      </w:r>
-    </w:p>
-    <w:p>
-      <w:r>
-        <w:t>**Corretor:** 契約内容、事故原因、管理会社の確認、保険会社の判断によって変わります。</w:t>
+        <w:t>日本語版</w:t>
+      </w:r>
+    </w:p>
+    <w:p>
+      <w:r>
+        <w:t>**顧客:** 賃貸契約と保険はどう関係しますか。</w:t>
+      </w:r>
+    </w:p>
+    <w:p>
+      <w:r>
+        <w:t>**募集人:** 賃貸契約で求められる保険、借家人賠償責任、家財の補償を分けて確認します。</w:t>
+      </w:r>
+    </w:p>
+    <w:p>
+      <w:r>
+        <w:t>**顧客:** 費用は必ず保険で支払われますか。</w:t>
+      </w:r>
+    </w:p>
+    <w:p>
+      <w:r>
+        <w:t>**募集人:** 契約内容、事故原因、管理会社の確認、保険会社の判断によって変わります。</w:t>
       </w:r>
     </w:p>
     <w:p>
@@ -159,27 +159,67 @@
         <w:pStyle w:val="Heading2"/>
       </w:pPr>
       <w:r>
-        <w:t>Versão em português brasileiro</w:t>
-      </w:r>
-    </w:p>
-    <w:p>
-      <w:r>
-        <w:t>**Cliente:** Qual é a relação entre aluguel e seguro?</w:t>
-      </w:r>
-    </w:p>
-    <w:p>
-      <w:r>
-        <w:t>**Corretor:** Vamos separar o seguro exigido no contrato, a responsabilidade do inquilino e a proteção dos seus bens.</w:t>
-      </w:r>
-    </w:p>
-    <w:p>
-      <w:r>
-        <w:t>**Cliente:** Todo custo será pago pelo seguro?</w:t>
-      </w:r>
-    </w:p>
-    <w:p>
-      <w:r>
-        <w:t>**Corretor:** Depende do contrato, da causa, da confirmação da administradora e da análise da seguradora.</w:t>
+        <w:t>ブラジルポルトガル語版</w:t>
+      </w:r>
+    </w:p>
+    <w:p>
+      <w:r>
+        <w:t>**顧客:**</w:t>
+      </w:r>
+    </w:p>
+    <w:p>
+      <w:r>
+        <w:t>Leitura para pronúncia: クアウ é ア ヘラサォン エントリ アウゲウ イ セグーロ</w:t>
+      </w:r>
+    </w:p>
+    <w:p>
+      <w:r>
+        <w:t>Português brasileiro: Qual é a relação entre aluguel e seguro?</w:t>
+      </w:r>
+    </w:p>
+    <w:p>
+      <w:r>
+        <w:t>**Corretor:**</w:t>
+      </w:r>
+    </w:p>
+    <w:p>
+      <w:r>
+        <w:t>Leitura para pronúncia: ヴァモス セパラール オ セグーロ エジジード ノ コントラート ア ヘスポンサビリダージ ド インキリーノ イ ア プロテサォン ドス セウス ベンス</w:t>
+      </w:r>
+    </w:p>
+    <w:p>
+      <w:r>
+        <w:t>Português brasileiro: Vamos separar o seguro exigido no contrato, a responsabilidade do inquilino e a proteção dos seus bens.</w:t>
+      </w:r>
+    </w:p>
+    <w:p>
+      <w:r>
+        <w:t>**顧客:**</w:t>
+      </w:r>
+    </w:p>
+    <w:p>
+      <w:r>
+        <w:t>Leitura para pronúncia: トード クスト セラ パーゴ ペロ セグーロ</w:t>
+      </w:r>
+    </w:p>
+    <w:p>
+      <w:r>
+        <w:t>Português brasileiro: Todo custo será pago pelo seguro?</w:t>
+      </w:r>
+    </w:p>
+    <w:p>
+      <w:r>
+        <w:t>**Corretor:**</w:t>
+      </w:r>
+    </w:p>
+    <w:p>
+      <w:r>
+        <w:t>Leitura para pronúncia: デペンジ ド コントラート ダ カウザ ダ コンフィルマサォン ダ アドミニストラドーラ イ ダ アナリゼ ダ セグラドーラ</w:t>
+      </w:r>
+    </w:p>
+    <w:p>
+      <w:r>
+        <w:t>Português brasileiro: Depende do contrato, da causa, da confirmação da administradora e da análise da seguradora.</w:t>
       </w:r>
     </w:p>
     <w:p>
@@ -187,7 +227,7 @@
         <w:pStyle w:val="Heading2"/>
       </w:pPr>
       <w:r>
-        <w:t>Notas culturais ou comerciais</w:t>
+        <w:t>文化・営業上の注意</w:t>
       </w:r>
     </w:p>
     <w:p>
@@ -195,7 +235,7 @@
         <w:pStyle w:val="ListBullet"/>
       </w:pPr>
       <w:r>
-        <w:t>Explicar que imobiliária, administradora, garantidora e seguradora têm funções diferentes.</w:t>
+        <w:t>不動産会社、管理会社、保証会社、保険会社の役割を混同しない。</w:t>
       </w:r>
     </w:p>
     <w:p>
@@ -203,7 +243,7 @@
         <w:pStyle w:val="ListBullet"/>
       </w:pPr>
       <w:r>
-        <w:t>Confirmar documentos antes de responder sobre custo, cobertura ou devolução.</w:t>
+        <w:t>一般説明と保険会社の正式判断を分けて説明する。</w:t>
       </w:r>
     </w:p>
     <w:p>
@@ -211,7 +251,7 @@
         <w:pStyle w:val="Heading2"/>
       </w:pPr>
       <w:r>
-        <w:t>Pontos de atenção para o corretor</w:t>
+        <w:t>募集人の注意点</w:t>
       </w:r>
     </w:p>
     <w:p>
@@ -219,7 +259,7 @@
         <w:pStyle w:val="ListBullet"/>
       </w:pPr>
       <w:r>
-        <w:t>Verificar contrato de locação e apólice.</w:t>
+        <w:t>契約書、保険証券、事故状況、写真、領収書、管理会社からの案内を確認する。</w:t>
       </w:r>
     </w:p>
     <w:p>
@@ -227,7 +267,7 @@
         <w:pStyle w:val="ListBullet"/>
       </w:pPr>
       <w:r>
-        <w:t>Separar obrigação do inquilino de cobertura securitária.</w:t>
+        <w:t>支払可否、費用負担、返金、審査結果を断定しない。</w:t>
       </w:r>
     </w:p>
     <w:p>
@@ -235,7 +275,7 @@
         <w:pStyle w:val="ListBullet"/>
       </w:pPr>
       <w:r>
-        <w:t>Não prometer aprovação, devolução, pagamento ou isenção de custo.</w:t>
+        <w:t>お客様が理解できる短いポルトガル語で説明する。</w:t>
       </w:r>
     </w:p>
     <w:p>
@@ -243,7 +283,7 @@
         <w:pStyle w:val="Heading2"/>
       </w:pPr>
       <w:r>
-        <w:t>Casos relacionados</w:t>
+        <w:t>関連ケース</w:t>
       </w:r>
     </w:p>
     <w:p>
@@ -267,7 +307,7 @@
         <w:pStyle w:val="Heading2"/>
       </w:pPr>
       <w:r>
-        <w:t>Termos relacionados</w:t>
+        <w:t>関連用語</w:t>
       </w:r>
     </w:p>
     <w:p>
@@ -307,7 +347,7 @@
         <w:pStyle w:val="Heading2"/>
       </w:pPr>
       <w:r>
-        <w:t>FAQs relacionadas</w:t>
+        <w:t>関連FAQ</w:t>
       </w:r>
     </w:p>
     <w:p>
@@ -347,7 +387,7 @@
         <w:pStyle w:val="Heading2"/>
       </w:pPr>
       <w:r>
-        <w:t>Referências cruzadas</w:t>
+        <w:t>相互参照</w:t>
       </w:r>
     </w:p>
     <w:p>
@@ -387,7 +427,7 @@
         <w:pStyle w:val="Heading2"/>
       </w:pPr>
       <w:r>
-        <w:t>Referências</w:t>
+        <w:t>参考資料</w:t>
       </w:r>
     </w:p>
     <w:p>
@@ -403,7 +443,7 @@
         <w:pStyle w:val="Heading2"/>
       </w:pPr>
       <w:r>
-        <w:t>Tags</w:t>
+        <w:t>タグ</w:t>
       </w:r>
     </w:p>
     <w:p>
@@ -427,7 +467,7 @@
         <w:pStyle w:val="ListBullet"/>
       </w:pPr>
       <w:r>
-        <w:t>housing</w:t>
+        <w:t>atendimento</w:t>
       </w:r>
     </w:p>
     <w:p>
@@ -435,15 +475,527 @@
         <w:pStyle w:val="ListBullet"/>
       </w:pPr>
       <w:r>
+        <w:t>japanese-broker</w:t>
+      </w:r>
+    </w:p>
+    <w:p>
+      <w:pPr>
+        <w:pStyle w:val="Heading2"/>
+      </w:pPr>
+      <w:r>
+        <w:t>関連項目</w:t>
+      </w:r>
+    </w:p>
+    <w:p>
+      <w:pPr>
+        <w:pStyle w:val="ListBullet"/>
+      </w:pPr>
+      <w:r>
+        <w:t>`14_FAQ/HOME/FAQ-HOME-0001.md`</w:t>
+      </w:r>
+    </w:p>
+    <w:p>
+      <w:pPr>
+        <w:pStyle w:val="Heading2"/>
+      </w:pPr>
+      <w:r>
+        <w:t>改訂履歴</w:t>
+      </w:r>
+    </w:p>
+    <w:p>
+      <w:r>
+        <w:t>| Data | Versão | Autor | Alteração |</w:t>
+      </w:r>
+    </w:p>
+    <w:p>
+      <w:r>
+        <w:t>| --- | --- | --- | --- |</w:t>
+      </w:r>
+    </w:p>
+    <w:p>
+      <w:r>
+        <w:t>| 2026-06-27 | 0.1 | JP-BR Insurance Knowledge Base | Criação inicial. |</w:t>
+      </w:r>
+    </w:p>
+    <w:p>
+      <w:r>
+        <w:t>| 2026-06-27 | 0.2 | JP-BR Insurance Knowledge Base | Padronização para uso do corretor japonês com fala em português e leitura em katakana. |</w:t>
+      </w:r>
+    </w:p>
+    <w:p>
+      <w:r>
+        <w:br w:type="page"/>
+      </w:r>
+    </w:p>
+    <w:p>
+      <w:pPr>
+        <w:pStyle w:val="Heading1"/>
+      </w:pPr>
+      <w:r>
+        <w:t>DIALOGUE-HOME-0002 - Responsabilidade do inquilino e dano a terceiros</w:t>
+      </w:r>
+    </w:p>
+    <w:p>
+      <w:pPr>
+        <w:pStyle w:val="Heading2"/>
+      </w:pPr>
+      <w:r>
+        <w:t>管理情報</w:t>
+      </w:r>
+    </w:p>
+    <w:p>
+      <w:pPr>
+        <w:pStyle w:val="ListBullet"/>
+      </w:pPr>
+      <w:r>
+        <w:t>Versão: 0.2</w:t>
+      </w:r>
+    </w:p>
+    <w:p>
+      <w:pPr>
+        <w:pStyle w:val="ListBullet"/>
+      </w:pPr>
+      <w:r>
+        <w:t>Data: 2026-06-27</w:t>
+      </w:r>
+    </w:p>
+    <w:p>
+      <w:pPr>
+        <w:pStyle w:val="ListBullet"/>
+      </w:pPr>
+      <w:r>
+        <w:t>Autor: JP-BR Insurance Knowledge Base</w:t>
+      </w:r>
+    </w:p>
+    <w:p>
+      <w:pPr>
+        <w:pStyle w:val="ListBullet"/>
+      </w:pPr>
+      <w:r>
+        <w:t>Histórico: Criação inicial; padronização para uso do corretor japonês com fala em português e leitura em katakana.</w:t>
+      </w:r>
+    </w:p>
+    <w:p>
+      <w:pPr>
+        <w:pStyle w:val="Heading2"/>
+      </w:pPr>
+      <w:r>
+        <w:t>コード</w:t>
+      </w:r>
+    </w:p>
+    <w:p>
+      <w:r>
+        <w:t>DIALOGUE-HOME-0002</w:t>
+      </w:r>
+    </w:p>
+    <w:p>
+      <w:pPr>
+        <w:pStyle w:val="Heading2"/>
+      </w:pPr>
+      <w:r>
+        <w:t>対応場面</w:t>
+      </w:r>
+    </w:p>
+    <w:p>
+      <w:r>
+        <w:t>ブラジル人のお客様が「Responsabilidade do inquilino e dano a terceiros」について相談しており、契約内容、補償範囲、責任関係、必要書類を確認する場面。</w:t>
+      </w:r>
+    </w:p>
+    <w:p>
+      <w:pPr>
+        <w:pStyle w:val="Heading2"/>
+      </w:pPr>
+      <w:r>
+        <w:t>参加者</w:t>
+      </w:r>
+    </w:p>
+    <w:p>
+      <w:pPr>
+        <w:pStyle w:val="ListBullet"/>
+      </w:pPr>
+      <w:r>
+        <w:t>募集人: 日本人保険募集人</w:t>
+      </w:r>
+    </w:p>
+    <w:p>
+      <w:pPr>
+        <w:pStyle w:val="ListBullet"/>
+      </w:pPr>
+      <w:r>
+        <w:t>顧客: 日本在住のブラジル人顧客</w:t>
+      </w:r>
+    </w:p>
+    <w:p>
+      <w:pPr>
+        <w:pStyle w:val="Heading2"/>
+      </w:pPr>
+      <w:r>
+        <w:t>対話の目的</w:t>
+      </w:r>
+    </w:p>
+    <w:p>
+      <w:r>
+        <w:t>日本語で対応方針を理解し、ブラジルポルトガル語でお客様に自然に説明できるようにする。</w:t>
+      </w:r>
+    </w:p>
+    <w:p>
+      <w:pPr>
+        <w:pStyle w:val="Heading2"/>
+      </w:pPr>
+      <w:r>
+        <w:t>日本語版</w:t>
+      </w:r>
+    </w:p>
+    <w:p>
+      <w:r>
+        <w:t>**顧客:** 賃貸契約と保険はどう関係しますか。</w:t>
+      </w:r>
+    </w:p>
+    <w:p>
+      <w:r>
+        <w:t>**募集人:** 賃貸契約で求められる保険、借家人賠償責任、家財の補償を分けて確認します。</w:t>
+      </w:r>
+    </w:p>
+    <w:p>
+      <w:r>
+        <w:t>**顧客:** 費用は必ず保険で支払われますか。</w:t>
+      </w:r>
+    </w:p>
+    <w:p>
+      <w:r>
+        <w:t>**募集人:** 契約内容、事故原因、管理会社の確認、保険会社の判断によって変わります。</w:t>
+      </w:r>
+    </w:p>
+    <w:p>
+      <w:pPr>
+        <w:pStyle w:val="Heading2"/>
+      </w:pPr>
+      <w:r>
+        <w:t>ブラジルポルトガル語版</w:t>
+      </w:r>
+    </w:p>
+    <w:p>
+      <w:r>
+        <w:t>**顧客:**</w:t>
+      </w:r>
+    </w:p>
+    <w:p>
+      <w:r>
+        <w:t>Leitura para pronúncia: クアウ é ア ヘラサォン エントリ アウゲウ イ セグーロ</w:t>
+      </w:r>
+    </w:p>
+    <w:p>
+      <w:r>
+        <w:t>Português brasileiro: Qual é a relação entre aluguel e seguro?</w:t>
+      </w:r>
+    </w:p>
+    <w:p>
+      <w:r>
+        <w:t>**Corretor:**</w:t>
+      </w:r>
+    </w:p>
+    <w:p>
+      <w:r>
+        <w:t>Leitura para pronúncia: ヴァモス セパラール オ セグーロ エジジード ノ コントラート ア ヘスポンサビリダージ ド インキリーノ イ ア プロテサォン ドス セウス ベンス</w:t>
+      </w:r>
+    </w:p>
+    <w:p>
+      <w:r>
+        <w:t>Português brasileiro: Vamos separar o seguro exigido no contrato, a responsabilidade do inquilino e a proteção dos seus bens.</w:t>
+      </w:r>
+    </w:p>
+    <w:p>
+      <w:r>
+        <w:t>**顧客:**</w:t>
+      </w:r>
+    </w:p>
+    <w:p>
+      <w:r>
+        <w:t>Leitura para pronúncia: トード クスト セラ パーゴ ペロ セグーロ</w:t>
+      </w:r>
+    </w:p>
+    <w:p>
+      <w:r>
+        <w:t>Português brasileiro: Todo custo será pago pelo seguro?</w:t>
+      </w:r>
+    </w:p>
+    <w:p>
+      <w:r>
+        <w:t>**Corretor:**</w:t>
+      </w:r>
+    </w:p>
+    <w:p>
+      <w:r>
+        <w:t>Leitura para pronúncia: デペンジ ド コントラート ダ カウザ ダ コンフィルマサォン ダ アドミニストラドーラ イ ダ アナリゼ ダ セグラドーラ</w:t>
+      </w:r>
+    </w:p>
+    <w:p>
+      <w:r>
+        <w:t>Português brasileiro: Depende do contrato, da causa, da confirmação da administradora e da análise da seguradora.</w:t>
+      </w:r>
+    </w:p>
+    <w:p>
+      <w:pPr>
+        <w:pStyle w:val="Heading2"/>
+      </w:pPr>
+      <w:r>
+        <w:t>文化・営業上の注意</w:t>
+      </w:r>
+    </w:p>
+    <w:p>
+      <w:pPr>
+        <w:pStyle w:val="ListBullet"/>
+      </w:pPr>
+      <w:r>
+        <w:t>不動産会社、管理会社、保証会社、保険会社の役割を混同しない。</w:t>
+      </w:r>
+    </w:p>
+    <w:p>
+      <w:pPr>
+        <w:pStyle w:val="ListBullet"/>
+      </w:pPr>
+      <w:r>
+        <w:t>一般説明と保険会社の正式判断を分けて説明する。</w:t>
+      </w:r>
+    </w:p>
+    <w:p>
+      <w:pPr>
+        <w:pStyle w:val="Heading2"/>
+      </w:pPr>
+      <w:r>
+        <w:t>募集人の注意点</w:t>
+      </w:r>
+    </w:p>
+    <w:p>
+      <w:pPr>
+        <w:pStyle w:val="ListBullet"/>
+      </w:pPr>
+      <w:r>
+        <w:t>契約書、保険証券、事故状況、写真、領収書、管理会社からの案内を確認する。</w:t>
+      </w:r>
+    </w:p>
+    <w:p>
+      <w:pPr>
+        <w:pStyle w:val="ListBullet"/>
+      </w:pPr>
+      <w:r>
+        <w:t>支払可否、費用負担、返金、審査結果を断定しない。</w:t>
+      </w:r>
+    </w:p>
+    <w:p>
+      <w:pPr>
+        <w:pStyle w:val="ListBullet"/>
+      </w:pPr>
+      <w:r>
+        <w:t>お客様が理解できる短いポルトガル語で説明する。</w:t>
+      </w:r>
+    </w:p>
+    <w:p>
+      <w:pPr>
+        <w:pStyle w:val="Heading2"/>
+      </w:pPr>
+      <w:r>
+        <w:t>関連ケース</w:t>
+      </w:r>
+    </w:p>
+    <w:p>
+      <w:pPr>
+        <w:pStyle w:val="ListBullet"/>
+      </w:pPr>
+      <w:r>
+        <w:t>CASE-HOME-0003</w:t>
+      </w:r>
+    </w:p>
+    <w:p>
+      <w:pPr>
+        <w:pStyle w:val="ListBullet"/>
+      </w:pPr>
+      <w:r>
+        <w:t>CASE-HOME-0004</w:t>
+      </w:r>
+    </w:p>
+    <w:p>
+      <w:pPr>
+        <w:pStyle w:val="Heading2"/>
+      </w:pPr>
+      <w:r>
+        <w:t>関連用語</w:t>
+      </w:r>
+    </w:p>
+    <w:p>
+      <w:pPr>
+        <w:pStyle w:val="ListBullet"/>
+      </w:pPr>
+      <w:r>
+        <w:t>HOME-0005 - 個人賠償責任 - Responsabilidade civil pessoal</w:t>
+      </w:r>
+    </w:p>
+    <w:p>
+      <w:pPr>
+        <w:pStyle w:val="ListBullet"/>
+      </w:pPr>
+      <w:r>
+        <w:t>HOME-0006 - 修理費用 - Despesas de reparo</w:t>
+      </w:r>
+    </w:p>
+    <w:p>
+      <w:pPr>
+        <w:pStyle w:val="ListBullet"/>
+      </w:pPr>
+      <w:r>
+        <w:t>HOME-0007 - 原状回復 - Restauração ao estado original</w:t>
+      </w:r>
+    </w:p>
+    <w:p>
+      <w:pPr>
+        <w:pStyle w:val="ListBullet"/>
+      </w:pPr>
+      <w:r>
+        <w:t>HOME-0008 - 敷金 - Depósito caução</w:t>
+      </w:r>
+    </w:p>
+    <w:p>
+      <w:pPr>
+        <w:pStyle w:val="Heading2"/>
+      </w:pPr>
+      <w:r>
+        <w:t>関連FAQ</w:t>
+      </w:r>
+    </w:p>
+    <w:p>
+      <w:pPr>
+        <w:pStyle w:val="ListBullet"/>
+      </w:pPr>
+      <w:r>
+        <w:t>FAQ-HOME-0005</w:t>
+      </w:r>
+    </w:p>
+    <w:p>
+      <w:pPr>
+        <w:pStyle w:val="ListBullet"/>
+      </w:pPr>
+      <w:r>
+        <w:t>FAQ-HOME-0006</w:t>
+      </w:r>
+    </w:p>
+    <w:p>
+      <w:pPr>
+        <w:pStyle w:val="ListBullet"/>
+      </w:pPr>
+      <w:r>
+        <w:t>FAQ-HOME-0007</w:t>
+      </w:r>
+    </w:p>
+    <w:p>
+      <w:pPr>
+        <w:pStyle w:val="ListBullet"/>
+      </w:pPr>
+      <w:r>
+        <w:t>FAQ-HOME-0008</w:t>
+      </w:r>
+    </w:p>
+    <w:p>
+      <w:pPr>
+        <w:pStyle w:val="Heading2"/>
+      </w:pPr>
+      <w:r>
+        <w:t>相互参照</w:t>
+      </w:r>
+    </w:p>
+    <w:p>
+      <w:pPr>
+        <w:pStyle w:val="ListBullet"/>
+      </w:pPr>
+      <w:r>
+        <w:t>HOME-0005 - 個人賠償責任 - Responsabilidade civil pessoal</w:t>
+      </w:r>
+    </w:p>
+    <w:p>
+      <w:pPr>
+        <w:pStyle w:val="ListBullet"/>
+      </w:pPr>
+      <w:r>
+        <w:t>HOME-0006 - 修理費用 - Despesas de reparo</w:t>
+      </w:r>
+    </w:p>
+    <w:p>
+      <w:pPr>
+        <w:pStyle w:val="ListBullet"/>
+      </w:pPr>
+      <w:r>
+        <w:t>HOME-0007 - 原状回復 - Restauração ao estado original</w:t>
+      </w:r>
+    </w:p>
+    <w:p>
+      <w:pPr>
+        <w:pStyle w:val="ListBullet"/>
+      </w:pPr>
+      <w:r>
+        <w:t>HOME-0008 - 敷金 - Depósito caução</w:t>
+      </w:r>
+    </w:p>
+    <w:p>
+      <w:pPr>
+        <w:pStyle w:val="Heading2"/>
+      </w:pPr>
+      <w:r>
+        <w:t>参考資料</w:t>
+      </w:r>
+    </w:p>
+    <w:p>
+      <w:pPr>
+        <w:pStyle w:val="ListBullet"/>
+      </w:pPr>
+      <w:r>
+        <w:t>Documento interno: `02_MasterDictionary/HOME/HOME-0005.md`</w:t>
+      </w:r>
+    </w:p>
+    <w:p>
+      <w:pPr>
+        <w:pStyle w:val="Heading2"/>
+      </w:pPr>
+      <w:r>
+        <w:t>タグ</w:t>
+      </w:r>
+    </w:p>
+    <w:p>
+      <w:pPr>
+        <w:pStyle w:val="ListBullet"/>
+      </w:pPr>
+      <w:r>
+        <w:t>dialogue</w:t>
+      </w:r>
+    </w:p>
+    <w:p>
+      <w:pPr>
+        <w:pStyle w:val="ListBullet"/>
+      </w:pPr>
+      <w:r>
+        <w:t>home</w:t>
+      </w:r>
+    </w:p>
+    <w:p>
+      <w:pPr>
+        <w:pStyle w:val="ListBullet"/>
+      </w:pPr>
+      <w:r>
         <w:t>atendimento</w:t>
       </w:r>
     </w:p>
     <w:p>
       <w:pPr>
+        <w:pStyle w:val="ListBullet"/>
+      </w:pPr>
+      <w:r>
+        <w:t>japanese-broker</w:t>
+      </w:r>
+    </w:p>
+    <w:p>
+      <w:pPr>
         <w:pStyle w:val="Heading2"/>
       </w:pPr>
       <w:r>
-        <w:t>Veja também</w:t>
+        <w:t>関連項目</w:t>
       </w:r>
     </w:p>
     <w:p>
@@ -451,7 +1003,7 @@
         <w:pStyle w:val="ListBullet"/>
       </w:pPr>
       <w:r>
-        <w:t>`14_FAQ/HOME/FAQ-HOME-0001.md`</w:t>
+        <w:t>`14_FAQ/HOME/FAQ-HOME-0005.md`</w:t>
       </w:r>
     </w:p>
     <w:p>
@@ -459,7 +1011,7 @@
         <w:pStyle w:val="Heading2"/>
       </w:pPr>
       <w:r>
-        <w:t>Histórico de revisão</w:t>
+        <w:t>改訂履歴</w:t>
       </w:r>
     </w:p>
     <w:p>
@@ -479,6 +1031,11 @@
     </w:p>
     <w:p>
       <w:r>
+        <w:t>| 2026-06-27 | 0.2 | JP-BR Insurance Knowledge Base | Padronização para uso do corretor japonês com fala em português e leitura em katakana. |</w:t>
+      </w:r>
+    </w:p>
+    <w:p>
+      <w:r>
         <w:br w:type="page"/>
       </w:r>
     </w:p>
@@ -487,7 +1044,7 @@
         <w:pStyle w:val="Heading1"/>
       </w:pPr>
       <w:r>
-        <w:t>DIALOGUE-HOME-0002 - Responsabilidade do inquilino e dano a terceiros</w:t>
+        <w:t>DIALOGUE-HOME-0003 - Custos iniciais, garantidora e fiador</w:t>
       </w:r>
     </w:p>
     <w:p>
@@ -495,7 +1052,7 @@
         <w:pStyle w:val="Heading2"/>
       </w:pPr>
       <w:r>
-        <w:t>Controle</w:t>
+        <w:t>管理情報</w:t>
       </w:r>
     </w:p>
     <w:p>
@@ -503,7 +1060,7 @@
         <w:pStyle w:val="ListBullet"/>
       </w:pPr>
       <w:r>
-        <w:t>Versão: 0.1</w:t>
+        <w:t>Versão: 0.2</w:t>
       </w:r>
     </w:p>
     <w:p>
@@ -527,7 +1084,7 @@
         <w:pStyle w:val="ListBullet"/>
       </w:pPr>
       <w:r>
-        <w:t>Histórico: Criação inicial.</w:t>
+        <w:t>Histórico: Criação inicial; padronização para uso do corretor japonês com fala em português e leitura em katakana.</w:t>
       </w:r>
     </w:p>
     <w:p>
@@ -535,12 +1092,12 @@
         <w:pStyle w:val="Heading2"/>
       </w:pPr>
       <w:r>
-        <w:t>Código</w:t>
-      </w:r>
-    </w:p>
-    <w:p>
-      <w:r>
-        <w:t>DIALOGUE-HOME-0002</w:t>
+        <w:t>コード</w:t>
+      </w:r>
+    </w:p>
+    <w:p>
+      <w:r>
+        <w:t>DIALOGUE-HOME-0003</w:t>
       </w:r>
     </w:p>
     <w:p>
@@ -548,12 +1105,12 @@
         <w:pStyle w:val="Heading2"/>
       </w:pPr>
       <w:r>
-        <w:t>Situação de atendimento</w:t>
-      </w:r>
-    </w:p>
-    <w:p>
-      <w:r>
-        <w:t>Cliente brasileiro quer entender responsabilidade do inquilino e dano a terceiros no Japão.</w:t>
+        <w:t>対応場面</w:t>
+      </w:r>
+    </w:p>
+    <w:p>
+      <w:r>
+        <w:t>ブラジル人のお客様が「Custos iniciais, garantidora e fiador」について相談しており、契約内容、補償範囲、責任関係、必要書類を確認する場面。</w:t>
       </w:r>
     </w:p>
     <w:p>
@@ -561,7 +1118,7 @@
         <w:pStyle w:val="Heading2"/>
       </w:pPr>
       <w:r>
-        <w:t>Participantes</w:t>
+        <w:t>参加者</w:t>
       </w:r>
     </w:p>
     <w:p>
@@ -569,7 +1126,7 @@
         <w:pStyle w:val="ListBullet"/>
       </w:pPr>
       <w:r>
-        <w:t>Corretor: corretor japonês</w:t>
+        <w:t>募集人: 日本人保険募集人</w:t>
       </w:r>
     </w:p>
     <w:p>
@@ -577,7 +1134,7 @@
         <w:pStyle w:val="ListBullet"/>
       </w:pPr>
       <w:r>
-        <w:t>Cliente: cliente brasileiro residente no Japão</w:t>
+        <w:t>顧客: 日本在住のブラジル人顧客</w:t>
       </w:r>
     </w:p>
     <w:p>
@@ -585,12 +1142,12 @@
         <w:pStyle w:val="Heading2"/>
       </w:pPr>
       <w:r>
-        <w:t>Objetivo do diálogo</w:t>
-      </w:r>
-    </w:p>
-    <w:p>
-      <w:r>
-        <w:t>Explicar responsabilidade do inquilino e dano a terceiros conectando contrato de moradia, responsabilidade e seguro.</w:t>
+        <w:t>対話の目的</w:t>
+      </w:r>
+    </w:p>
+    <w:p>
+      <w:r>
+        <w:t>日本語で対応方針を理解し、ブラジルポルトガル語でお客様に自然に説明できるようにする。</w:t>
       </w:r>
     </w:p>
     <w:p>
@@ -598,27 +1155,27 @@
         <w:pStyle w:val="Heading2"/>
       </w:pPr>
       <w:r>
-        <w:t>Versão em japonês</w:t>
-      </w:r>
-    </w:p>
-    <w:p>
-      <w:r>
-        <w:t>**Cliente:** 賃貸契約と保険はどう関係しますか。</w:t>
-      </w:r>
-    </w:p>
-    <w:p>
-      <w:r>
-        <w:t>**Corretor:** 賃貸契約で求められる保険、借家人賠償責任、家財の補償を分けて確認します。</w:t>
-      </w:r>
-    </w:p>
-    <w:p>
-      <w:r>
-        <w:t>**Cliente:** 費用は必ず保険で支払われますか。</w:t>
-      </w:r>
-    </w:p>
-    <w:p>
-      <w:r>
-        <w:t>**Corretor:** 契約内容、事故原因、管理会社の確認、保険会社の判断によって変わります。</w:t>
+        <w:t>日本語版</w:t>
+      </w:r>
+    </w:p>
+    <w:p>
+      <w:r>
+        <w:t>**顧客:** 賃貸契約と保険はどう関係しますか。</w:t>
+      </w:r>
+    </w:p>
+    <w:p>
+      <w:r>
+        <w:t>**募集人:** 賃貸契約で求められる保険、借家人賠償責任、家財の補償を分けて確認します。</w:t>
+      </w:r>
+    </w:p>
+    <w:p>
+      <w:r>
+        <w:t>**顧客:** 費用は必ず保険で支払われますか。</w:t>
+      </w:r>
+    </w:p>
+    <w:p>
+      <w:r>
+        <w:t>**募集人:** 契約内容、事故原因、管理会社の確認、保険会社の判断によって変わります。</w:t>
       </w:r>
     </w:p>
     <w:p>
@@ -626,27 +1183,67 @@
         <w:pStyle w:val="Heading2"/>
       </w:pPr>
       <w:r>
-        <w:t>Versão em português brasileiro</w:t>
-      </w:r>
-    </w:p>
-    <w:p>
-      <w:r>
-        <w:t>**Cliente:** Qual é a relação entre aluguel e seguro?</w:t>
-      </w:r>
-    </w:p>
-    <w:p>
-      <w:r>
-        <w:t>**Corretor:** Vamos separar o seguro exigido no contrato, a responsabilidade do inquilino e a proteção dos seus bens.</w:t>
-      </w:r>
-    </w:p>
-    <w:p>
-      <w:r>
-        <w:t>**Cliente:** Todo custo será pago pelo seguro?</w:t>
-      </w:r>
-    </w:p>
-    <w:p>
-      <w:r>
-        <w:t>**Corretor:** Depende do contrato, da causa, da confirmação da administradora e da análise da seguradora.</w:t>
+        <w:t>ブラジルポルトガル語版</w:t>
+      </w:r>
+    </w:p>
+    <w:p>
+      <w:r>
+        <w:t>**顧客:**</w:t>
+      </w:r>
+    </w:p>
+    <w:p>
+      <w:r>
+        <w:t>Leitura para pronúncia: クアウ é ア ヘラサォン エントリ アウゲウ イ セグーロ</w:t>
+      </w:r>
+    </w:p>
+    <w:p>
+      <w:r>
+        <w:t>Português brasileiro: Qual é a relação entre aluguel e seguro?</w:t>
+      </w:r>
+    </w:p>
+    <w:p>
+      <w:r>
+        <w:t>**Corretor:**</w:t>
+      </w:r>
+    </w:p>
+    <w:p>
+      <w:r>
+        <w:t>Leitura para pronúncia: ヴァモス セパラール オ セグーロ エジジード ノ コントラート ア ヘスポンサビリダージ ド インキリーノ イ ア プロテサォン ドス セウス ベンス</w:t>
+      </w:r>
+    </w:p>
+    <w:p>
+      <w:r>
+        <w:t>Português brasileiro: Vamos separar o seguro exigido no contrato, a responsabilidade do inquilino e a proteção dos seus bens.</w:t>
+      </w:r>
+    </w:p>
+    <w:p>
+      <w:r>
+        <w:t>**顧客:**</w:t>
+      </w:r>
+    </w:p>
+    <w:p>
+      <w:r>
+        <w:t>Leitura para pronúncia: トード クスト セラ パーゴ ペロ セグーロ</w:t>
+      </w:r>
+    </w:p>
+    <w:p>
+      <w:r>
+        <w:t>Português brasileiro: Todo custo será pago pelo seguro?</w:t>
+      </w:r>
+    </w:p>
+    <w:p>
+      <w:r>
+        <w:t>**Corretor:**</w:t>
+      </w:r>
+    </w:p>
+    <w:p>
+      <w:r>
+        <w:t>Leitura para pronúncia: デペンジ ド コントラート ダ カウザ ダ コンフィルマサォン ダ アドミニストラドーラ イ ダ アナリゼ ダ セグラドーラ</w:t>
+      </w:r>
+    </w:p>
+    <w:p>
+      <w:r>
+        <w:t>Português brasileiro: Depende do contrato, da causa, da confirmação da administradora e da análise da seguradora.</w:t>
       </w:r>
     </w:p>
     <w:p>
@@ -654,7 +1251,7 @@
         <w:pStyle w:val="Heading2"/>
       </w:pPr>
       <w:r>
-        <w:t>Notas culturais ou comerciais</w:t>
+        <w:t>文化・営業上の注意</w:t>
       </w:r>
     </w:p>
     <w:p>
@@ -662,7 +1259,7 @@
         <w:pStyle w:val="ListBullet"/>
       </w:pPr>
       <w:r>
-        <w:t>Explicar que imobiliária, administradora, garantidora e seguradora têm funções diferentes.</w:t>
+        <w:t>不動産会社、管理会社、保証会社、保険会社の役割を混同しない。</w:t>
       </w:r>
     </w:p>
     <w:p>
@@ -670,7 +1267,7 @@
         <w:pStyle w:val="ListBullet"/>
       </w:pPr>
       <w:r>
-        <w:t>Confirmar documentos antes de responder sobre custo, cobertura ou devolução.</w:t>
+        <w:t>一般説明と保険会社の正式判断を分けて説明する。</w:t>
       </w:r>
     </w:p>
     <w:p>
@@ -678,7 +1275,7 @@
         <w:pStyle w:val="Heading2"/>
       </w:pPr>
       <w:r>
-        <w:t>Pontos de atenção para o corretor</w:t>
+        <w:t>募集人の注意点</w:t>
       </w:r>
     </w:p>
     <w:p>
@@ -686,7 +1283,7 @@
         <w:pStyle w:val="ListBullet"/>
       </w:pPr>
       <w:r>
-        <w:t>Verificar contrato de locação e apólice.</w:t>
+        <w:t>契約書、保険証券、事故状況、写真、領収書、管理会社からの案内を確認する。</w:t>
       </w:r>
     </w:p>
     <w:p>
@@ -694,7 +1291,7 @@
         <w:pStyle w:val="ListBullet"/>
       </w:pPr>
       <w:r>
-        <w:t>Separar obrigação do inquilino de cobertura securitária.</w:t>
+        <w:t>支払可否、費用負担、返金、審査結果を断定しない。</w:t>
       </w:r>
     </w:p>
     <w:p>
@@ -702,7 +1299,7 @@
         <w:pStyle w:val="ListBullet"/>
       </w:pPr>
       <w:r>
-        <w:t>Não prometer aprovação, devolução, pagamento ou isenção de custo.</w:t>
+        <w:t>お客様が理解できる短いポルトガル語で説明する。</w:t>
       </w:r>
     </w:p>
     <w:p>
@@ -710,7 +1307,7 @@
         <w:pStyle w:val="Heading2"/>
       </w:pPr>
       <w:r>
-        <w:t>Casos relacionados</w:t>
+        <w:t>関連ケース</w:t>
       </w:r>
     </w:p>
     <w:p>
@@ -718,7 +1315,7 @@
         <w:pStyle w:val="ListBullet"/>
       </w:pPr>
       <w:r>
-        <w:t>CASE-HOME-0003</w:t>
+        <w:t>CASE-HOME-0005</w:t>
       </w:r>
     </w:p>
     <w:p>
@@ -726,7 +1323,7 @@
         <w:pStyle w:val="ListBullet"/>
       </w:pPr>
       <w:r>
-        <w:t>CASE-HOME-0004</w:t>
+        <w:t>CASE-HOME-0006</w:t>
       </w:r>
     </w:p>
     <w:p>
@@ -734,7 +1331,7 @@
         <w:pStyle w:val="Heading2"/>
       </w:pPr>
       <w:r>
-        <w:t>Termos relacionados</w:t>
+        <w:t>関連用語</w:t>
       </w:r>
     </w:p>
     <w:p>
@@ -742,7 +1339,7 @@
         <w:pStyle w:val="ListBullet"/>
       </w:pPr>
       <w:r>
-        <w:t>HOME-0005 - 個人賠償責任 - Responsabilidade civil pessoal</w:t>
+        <w:t>HOME-0009 - 礼金 - Luvas de locação</w:t>
       </w:r>
     </w:p>
     <w:p>
@@ -750,7 +1347,7 @@
         <w:pStyle w:val="ListBullet"/>
       </w:pPr>
       <w:r>
-        <w:t>HOME-0006 - 修理費用 - Despesas de reparo</w:t>
+        <w:t>HOME-0010 - 保証会社 - Empresa garantidora</w:t>
       </w:r>
     </w:p>
     <w:p>
@@ -758,7 +1355,7 @@
         <w:pStyle w:val="ListBullet"/>
       </w:pPr>
       <w:r>
-        <w:t>HOME-0007 - 原状回復 - Restauração ao estado original</w:t>
+        <w:t>HOME-0011 - 連帯保証人 - Fiador solidário</w:t>
       </w:r>
     </w:p>
     <w:p>
@@ -766,7 +1363,7 @@
         <w:pStyle w:val="ListBullet"/>
       </w:pPr>
       <w:r>
-        <w:t>HOME-0008 - 敷金 - Depósito caução</w:t>
+        <w:t>HOME-0012 - 管理会社 - Administradora do imóvel</w:t>
       </w:r>
     </w:p>
     <w:p>
@@ -774,7 +1371,7 @@
         <w:pStyle w:val="Heading2"/>
       </w:pPr>
       <w:r>
-        <w:t>FAQs relacionadas</w:t>
+        <w:t>関連FAQ</w:t>
       </w:r>
     </w:p>
     <w:p>
@@ -782,7 +1379,7 @@
         <w:pStyle w:val="ListBullet"/>
       </w:pPr>
       <w:r>
-        <w:t>FAQ-HOME-0005</w:t>
+        <w:t>FAQ-HOME-0009</w:t>
       </w:r>
     </w:p>
     <w:p>
@@ -790,7 +1387,7 @@
         <w:pStyle w:val="ListBullet"/>
       </w:pPr>
       <w:r>
-        <w:t>FAQ-HOME-0006</w:t>
+        <w:t>FAQ-HOME-0010</w:t>
       </w:r>
     </w:p>
     <w:p>
@@ -798,7 +1395,7 @@
         <w:pStyle w:val="ListBullet"/>
       </w:pPr>
       <w:r>
-        <w:t>FAQ-HOME-0007</w:t>
+        <w:t>FAQ-HOME-0011</w:t>
       </w:r>
     </w:p>
     <w:p>
@@ -806,7 +1403,7 @@
         <w:pStyle w:val="ListBullet"/>
       </w:pPr>
       <w:r>
-        <w:t>FAQ-HOME-0008</w:t>
+        <w:t>FAQ-HOME-0012</w:t>
       </w:r>
     </w:p>
     <w:p>
@@ -814,7 +1411,7 @@
         <w:pStyle w:val="Heading2"/>
       </w:pPr>
       <w:r>
-        <w:t>Referências cruzadas</w:t>
+        <w:t>相互参照</w:t>
       </w:r>
     </w:p>
     <w:p>
@@ -822,7 +1419,7 @@
         <w:pStyle w:val="ListBullet"/>
       </w:pPr>
       <w:r>
-        <w:t>HOME-0005 - 個人賠償責任 - Responsabilidade civil pessoal</w:t>
+        <w:t>HOME-0009 - 礼金 - Luvas de locação</w:t>
       </w:r>
     </w:p>
     <w:p>
@@ -830,7 +1427,7 @@
         <w:pStyle w:val="ListBullet"/>
       </w:pPr>
       <w:r>
-        <w:t>HOME-0006 - 修理費用 - Despesas de reparo</w:t>
+        <w:t>HOME-0010 - 保証会社 - Empresa garantidora</w:t>
       </w:r>
     </w:p>
     <w:p>
@@ -838,7 +1435,7 @@
         <w:pStyle w:val="ListBullet"/>
       </w:pPr>
       <w:r>
-        <w:t>HOME-0007 - 原状回復 - Restauração ao estado original</w:t>
+        <w:t>HOME-0011 - 連帯保証人 - Fiador solidário</w:t>
       </w:r>
     </w:p>
     <w:p>
@@ -846,7 +1443,7 @@
         <w:pStyle w:val="ListBullet"/>
       </w:pPr>
       <w:r>
-        <w:t>HOME-0008 - 敷金 - Depósito caução</w:t>
+        <w:t>HOME-0012 - 管理会社 - Administradora do imóvel</w:t>
       </w:r>
     </w:p>
     <w:p>
@@ -854,7 +1451,7 @@
         <w:pStyle w:val="Heading2"/>
       </w:pPr>
       <w:r>
-        <w:t>Referências</w:t>
+        <w:t>参考資料</w:t>
       </w:r>
     </w:p>
     <w:p>
@@ -862,7 +1459,7 @@
         <w:pStyle w:val="ListBullet"/>
       </w:pPr>
       <w:r>
-        <w:t>Documento interno: `02_MasterDictionary/HOME/HOME-0005.md`</w:t>
+        <w:t>Documento interno: `02_MasterDictionary/HOME/HOME-0009.md`</w:t>
       </w:r>
     </w:p>
     <w:p>
@@ -870,7 +1467,7 @@
         <w:pStyle w:val="Heading2"/>
       </w:pPr>
       <w:r>
-        <w:t>Tags</w:t>
+        <w:t>タグ</w:t>
       </w:r>
     </w:p>
     <w:p>
@@ -894,7 +1491,7 @@
         <w:pStyle w:val="ListBullet"/>
       </w:pPr>
       <w:r>
-        <w:t>housing</w:t>
+        <w:t>atendimento</w:t>
       </w:r>
     </w:p>
     <w:p>
@@ -902,15 +1499,527 @@
         <w:pStyle w:val="ListBullet"/>
       </w:pPr>
       <w:r>
+        <w:t>japanese-broker</w:t>
+      </w:r>
+    </w:p>
+    <w:p>
+      <w:pPr>
+        <w:pStyle w:val="Heading2"/>
+      </w:pPr>
+      <w:r>
+        <w:t>関連項目</w:t>
+      </w:r>
+    </w:p>
+    <w:p>
+      <w:pPr>
+        <w:pStyle w:val="ListBullet"/>
+      </w:pPr>
+      <w:r>
+        <w:t>`14_FAQ/HOME/FAQ-HOME-0009.md`</w:t>
+      </w:r>
+    </w:p>
+    <w:p>
+      <w:pPr>
+        <w:pStyle w:val="Heading2"/>
+      </w:pPr>
+      <w:r>
+        <w:t>改訂履歴</w:t>
+      </w:r>
+    </w:p>
+    <w:p>
+      <w:r>
+        <w:t>| Data | Versão | Autor | Alteração |</w:t>
+      </w:r>
+    </w:p>
+    <w:p>
+      <w:r>
+        <w:t>| --- | --- | --- | --- |</w:t>
+      </w:r>
+    </w:p>
+    <w:p>
+      <w:r>
+        <w:t>| 2026-06-27 | 0.1 | JP-BR Insurance Knowledge Base | Criação inicial. |</w:t>
+      </w:r>
+    </w:p>
+    <w:p>
+      <w:r>
+        <w:t>| 2026-06-27 | 0.2 | JP-BR Insurance Knowledge Base | Padronização para uso do corretor japonês com fala em português e leitura em katakana. |</w:t>
+      </w:r>
+    </w:p>
+    <w:p>
+      <w:r>
+        <w:br w:type="page"/>
+      </w:r>
+    </w:p>
+    <w:p>
+      <w:pPr>
+        <w:pStyle w:val="Heading1"/>
+      </w:pPr>
+      <w:r>
+        <w:t>DIALOGUE-HOME-0004 - Vistoria, análise de entrada e explicação importante</w:t>
+      </w:r>
+    </w:p>
+    <w:p>
+      <w:pPr>
+        <w:pStyle w:val="Heading2"/>
+      </w:pPr>
+      <w:r>
+        <w:t>管理情報</w:t>
+      </w:r>
+    </w:p>
+    <w:p>
+      <w:pPr>
+        <w:pStyle w:val="ListBullet"/>
+      </w:pPr>
+      <w:r>
+        <w:t>Versão: 0.2</w:t>
+      </w:r>
+    </w:p>
+    <w:p>
+      <w:pPr>
+        <w:pStyle w:val="ListBullet"/>
+      </w:pPr>
+      <w:r>
+        <w:t>Data: 2026-06-27</w:t>
+      </w:r>
+    </w:p>
+    <w:p>
+      <w:pPr>
+        <w:pStyle w:val="ListBullet"/>
+      </w:pPr>
+      <w:r>
+        <w:t>Autor: JP-BR Insurance Knowledge Base</w:t>
+      </w:r>
+    </w:p>
+    <w:p>
+      <w:pPr>
+        <w:pStyle w:val="ListBullet"/>
+      </w:pPr>
+      <w:r>
+        <w:t>Histórico: Criação inicial; padronização para uso do corretor japonês com fala em português e leitura em katakana.</w:t>
+      </w:r>
+    </w:p>
+    <w:p>
+      <w:pPr>
+        <w:pStyle w:val="Heading2"/>
+      </w:pPr>
+      <w:r>
+        <w:t>コード</w:t>
+      </w:r>
+    </w:p>
+    <w:p>
+      <w:r>
+        <w:t>DIALOGUE-HOME-0004</w:t>
+      </w:r>
+    </w:p>
+    <w:p>
+      <w:pPr>
+        <w:pStyle w:val="Heading2"/>
+      </w:pPr>
+      <w:r>
+        <w:t>対応場面</w:t>
+      </w:r>
+    </w:p>
+    <w:p>
+      <w:r>
+        <w:t>ブラジル人のお客様が「Vistoria, análise de entrada e explicação importante」について相談しており、契約内容、補償範囲、責任関係、必要書類を確認する場面。</w:t>
+      </w:r>
+    </w:p>
+    <w:p>
+      <w:pPr>
+        <w:pStyle w:val="Heading2"/>
+      </w:pPr>
+      <w:r>
+        <w:t>参加者</w:t>
+      </w:r>
+    </w:p>
+    <w:p>
+      <w:pPr>
+        <w:pStyle w:val="ListBullet"/>
+      </w:pPr>
+      <w:r>
+        <w:t>募集人: 日本人保険募集人</w:t>
+      </w:r>
+    </w:p>
+    <w:p>
+      <w:pPr>
+        <w:pStyle w:val="ListBullet"/>
+      </w:pPr>
+      <w:r>
+        <w:t>顧客: 日本在住のブラジル人顧客</w:t>
+      </w:r>
+    </w:p>
+    <w:p>
+      <w:pPr>
+        <w:pStyle w:val="Heading2"/>
+      </w:pPr>
+      <w:r>
+        <w:t>対話の目的</w:t>
+      </w:r>
+    </w:p>
+    <w:p>
+      <w:r>
+        <w:t>日本語で対応方針を理解し、ブラジルポルトガル語でお客様に自然に説明できるようにする。</w:t>
+      </w:r>
+    </w:p>
+    <w:p>
+      <w:pPr>
+        <w:pStyle w:val="Heading2"/>
+      </w:pPr>
+      <w:r>
+        <w:t>日本語版</w:t>
+      </w:r>
+    </w:p>
+    <w:p>
+      <w:r>
+        <w:t>**顧客:** 賃貸契約と保険はどう関係しますか。</w:t>
+      </w:r>
+    </w:p>
+    <w:p>
+      <w:r>
+        <w:t>**募集人:** 賃貸契約で求められる保険、借家人賠償責任、家財の補償を分けて確認します。</w:t>
+      </w:r>
+    </w:p>
+    <w:p>
+      <w:r>
+        <w:t>**顧客:** 費用は必ず保険で支払われますか。</w:t>
+      </w:r>
+    </w:p>
+    <w:p>
+      <w:r>
+        <w:t>**募集人:** 契約内容、事故原因、管理会社の確認、保険会社の判断によって変わります。</w:t>
+      </w:r>
+    </w:p>
+    <w:p>
+      <w:pPr>
+        <w:pStyle w:val="Heading2"/>
+      </w:pPr>
+      <w:r>
+        <w:t>ブラジルポルトガル語版</w:t>
+      </w:r>
+    </w:p>
+    <w:p>
+      <w:r>
+        <w:t>**顧客:**</w:t>
+      </w:r>
+    </w:p>
+    <w:p>
+      <w:r>
+        <w:t>Leitura para pronúncia: クアウ é ア ヘラサォン エントリ アウゲウ イ セグーロ</w:t>
+      </w:r>
+    </w:p>
+    <w:p>
+      <w:r>
+        <w:t>Português brasileiro: Qual é a relação entre aluguel e seguro?</w:t>
+      </w:r>
+    </w:p>
+    <w:p>
+      <w:r>
+        <w:t>**Corretor:**</w:t>
+      </w:r>
+    </w:p>
+    <w:p>
+      <w:r>
+        <w:t>Leitura para pronúncia: ヴァモス セパラール オ セグーロ エジジード ノ コントラート ア ヘスポンサビリダージ ド インキリーノ イ ア プロテサォン ドス セウス ベンス</w:t>
+      </w:r>
+    </w:p>
+    <w:p>
+      <w:r>
+        <w:t>Português brasileiro: Vamos separar o seguro exigido no contrato, a responsabilidade do inquilino e a proteção dos seus bens.</w:t>
+      </w:r>
+    </w:p>
+    <w:p>
+      <w:r>
+        <w:t>**顧客:**</w:t>
+      </w:r>
+    </w:p>
+    <w:p>
+      <w:r>
+        <w:t>Leitura para pronúncia: トード クスト セラ パーゴ ペロ セグーロ</w:t>
+      </w:r>
+    </w:p>
+    <w:p>
+      <w:r>
+        <w:t>Português brasileiro: Todo custo será pago pelo seguro?</w:t>
+      </w:r>
+    </w:p>
+    <w:p>
+      <w:r>
+        <w:t>**Corretor:**</w:t>
+      </w:r>
+    </w:p>
+    <w:p>
+      <w:r>
+        <w:t>Leitura para pronúncia: デペンジ ド コントラート ダ カウザ ダ コンフィルマサォン ダ アドミニストラドーラ イ ダ アナリゼ ダ セグラドーラ</w:t>
+      </w:r>
+    </w:p>
+    <w:p>
+      <w:r>
+        <w:t>Português brasileiro: Depende do contrato, da causa, da confirmação da administradora e da análise da seguradora.</w:t>
+      </w:r>
+    </w:p>
+    <w:p>
+      <w:pPr>
+        <w:pStyle w:val="Heading2"/>
+      </w:pPr>
+      <w:r>
+        <w:t>文化・営業上の注意</w:t>
+      </w:r>
+    </w:p>
+    <w:p>
+      <w:pPr>
+        <w:pStyle w:val="ListBullet"/>
+      </w:pPr>
+      <w:r>
+        <w:t>不動産会社、管理会社、保証会社、保険会社の役割を混同しない。</w:t>
+      </w:r>
+    </w:p>
+    <w:p>
+      <w:pPr>
+        <w:pStyle w:val="ListBullet"/>
+      </w:pPr>
+      <w:r>
+        <w:t>一般説明と保険会社の正式判断を分けて説明する。</w:t>
+      </w:r>
+    </w:p>
+    <w:p>
+      <w:pPr>
+        <w:pStyle w:val="Heading2"/>
+      </w:pPr>
+      <w:r>
+        <w:t>募集人の注意点</w:t>
+      </w:r>
+    </w:p>
+    <w:p>
+      <w:pPr>
+        <w:pStyle w:val="ListBullet"/>
+      </w:pPr>
+      <w:r>
+        <w:t>契約書、保険証券、事故状況、写真、領収書、管理会社からの案内を確認する。</w:t>
+      </w:r>
+    </w:p>
+    <w:p>
+      <w:pPr>
+        <w:pStyle w:val="ListBullet"/>
+      </w:pPr>
+      <w:r>
+        <w:t>支払可否、費用負担、返金、審査結果を断定しない。</w:t>
+      </w:r>
+    </w:p>
+    <w:p>
+      <w:pPr>
+        <w:pStyle w:val="ListBullet"/>
+      </w:pPr>
+      <w:r>
+        <w:t>お客様が理解できる短いポルトガル語で説明する。</w:t>
+      </w:r>
+    </w:p>
+    <w:p>
+      <w:pPr>
+        <w:pStyle w:val="Heading2"/>
+      </w:pPr>
+      <w:r>
+        <w:t>関連ケース</w:t>
+      </w:r>
+    </w:p>
+    <w:p>
+      <w:pPr>
+        <w:pStyle w:val="ListBullet"/>
+      </w:pPr>
+      <w:r>
+        <w:t>CASE-HOME-0007</w:t>
+      </w:r>
+    </w:p>
+    <w:p>
+      <w:pPr>
+        <w:pStyle w:val="ListBullet"/>
+      </w:pPr>
+      <w:r>
+        <w:t>CASE-HOME-0008</w:t>
+      </w:r>
+    </w:p>
+    <w:p>
+      <w:pPr>
+        <w:pStyle w:val="Heading2"/>
+      </w:pPr>
+      <w:r>
+        <w:t>関連用語</w:t>
+      </w:r>
+    </w:p>
+    <w:p>
+      <w:pPr>
+        <w:pStyle w:val="ListBullet"/>
+      </w:pPr>
+      <w:r>
+        <w:t>HOME-0013 - 退去立会い - Vistoria de saída</w:t>
+      </w:r>
+    </w:p>
+    <w:p>
+      <w:pPr>
+        <w:pStyle w:val="ListBullet"/>
+      </w:pPr>
+      <w:r>
+        <w:t>HOME-0014 - 入居審査 - Análise de entrada</w:t>
+      </w:r>
+    </w:p>
+    <w:p>
+      <w:pPr>
+        <w:pStyle w:val="ListBullet"/>
+      </w:pPr>
+      <w:r>
+        <w:t>HOME-0015 - 重要事項説明 - Explicação de pontos importantes</w:t>
+      </w:r>
+    </w:p>
+    <w:p>
+      <w:pPr>
+        <w:pStyle w:val="ListBullet"/>
+      </w:pPr>
+      <w:r>
+        <w:t>HOME-0016 - 契約更新 - Renovação contratual</w:t>
+      </w:r>
+    </w:p>
+    <w:p>
+      <w:pPr>
+        <w:pStyle w:val="Heading2"/>
+      </w:pPr>
+      <w:r>
+        <w:t>関連FAQ</w:t>
+      </w:r>
+    </w:p>
+    <w:p>
+      <w:pPr>
+        <w:pStyle w:val="ListBullet"/>
+      </w:pPr>
+      <w:r>
+        <w:t>FAQ-HOME-0013</w:t>
+      </w:r>
+    </w:p>
+    <w:p>
+      <w:pPr>
+        <w:pStyle w:val="ListBullet"/>
+      </w:pPr>
+      <w:r>
+        <w:t>FAQ-HOME-0014</w:t>
+      </w:r>
+    </w:p>
+    <w:p>
+      <w:pPr>
+        <w:pStyle w:val="ListBullet"/>
+      </w:pPr>
+      <w:r>
+        <w:t>FAQ-HOME-0015</w:t>
+      </w:r>
+    </w:p>
+    <w:p>
+      <w:pPr>
+        <w:pStyle w:val="ListBullet"/>
+      </w:pPr>
+      <w:r>
+        <w:t>FAQ-HOME-0016</w:t>
+      </w:r>
+    </w:p>
+    <w:p>
+      <w:pPr>
+        <w:pStyle w:val="Heading2"/>
+      </w:pPr>
+      <w:r>
+        <w:t>相互参照</w:t>
+      </w:r>
+    </w:p>
+    <w:p>
+      <w:pPr>
+        <w:pStyle w:val="ListBullet"/>
+      </w:pPr>
+      <w:r>
+        <w:t>HOME-0013 - 退去立会い - Vistoria de saída</w:t>
+      </w:r>
+    </w:p>
+    <w:p>
+      <w:pPr>
+        <w:pStyle w:val="ListBullet"/>
+      </w:pPr>
+      <w:r>
+        <w:t>HOME-0014 - 入居審査 - Análise de entrada</w:t>
+      </w:r>
+    </w:p>
+    <w:p>
+      <w:pPr>
+        <w:pStyle w:val="ListBullet"/>
+      </w:pPr>
+      <w:r>
+        <w:t>HOME-0015 - 重要事項説明 - Explicação de pontos importantes</w:t>
+      </w:r>
+    </w:p>
+    <w:p>
+      <w:pPr>
+        <w:pStyle w:val="ListBullet"/>
+      </w:pPr>
+      <w:r>
+        <w:t>HOME-0016 - 契約更新 - Renovação contratual</w:t>
+      </w:r>
+    </w:p>
+    <w:p>
+      <w:pPr>
+        <w:pStyle w:val="Heading2"/>
+      </w:pPr>
+      <w:r>
+        <w:t>参考資料</w:t>
+      </w:r>
+    </w:p>
+    <w:p>
+      <w:pPr>
+        <w:pStyle w:val="ListBullet"/>
+      </w:pPr>
+      <w:r>
+        <w:t>Documento interno: `02_MasterDictionary/HOME/HOME-0013.md`</w:t>
+      </w:r>
+    </w:p>
+    <w:p>
+      <w:pPr>
+        <w:pStyle w:val="Heading2"/>
+      </w:pPr>
+      <w:r>
+        <w:t>タグ</w:t>
+      </w:r>
+    </w:p>
+    <w:p>
+      <w:pPr>
+        <w:pStyle w:val="ListBullet"/>
+      </w:pPr>
+      <w:r>
+        <w:t>dialogue</w:t>
+      </w:r>
+    </w:p>
+    <w:p>
+      <w:pPr>
+        <w:pStyle w:val="ListBullet"/>
+      </w:pPr>
+      <w:r>
+        <w:t>home</w:t>
+      </w:r>
+    </w:p>
+    <w:p>
+      <w:pPr>
+        <w:pStyle w:val="ListBullet"/>
+      </w:pPr>
+      <w:r>
         <w:t>atendimento</w:t>
       </w:r>
     </w:p>
     <w:p>
       <w:pPr>
+        <w:pStyle w:val="ListBullet"/>
+      </w:pPr>
+      <w:r>
+        <w:t>japanese-broker</w:t>
+      </w:r>
+    </w:p>
+    <w:p>
+      <w:pPr>
         <w:pStyle w:val="Heading2"/>
       </w:pPr>
       <w:r>
-        <w:t>Veja também</w:t>
+        <w:t>関連項目</w:t>
       </w:r>
     </w:p>
     <w:p>
@@ -918,7 +2027,7 @@
         <w:pStyle w:val="ListBullet"/>
       </w:pPr>
       <w:r>
-        <w:t>`14_FAQ/HOME/FAQ-HOME-0005.md`</w:t>
+        <w:t>`14_FAQ/HOME/FAQ-HOME-0013.md`</w:t>
       </w:r>
     </w:p>
     <w:p>
@@ -926,7 +2035,7 @@
         <w:pStyle w:val="Heading2"/>
       </w:pPr>
       <w:r>
-        <w:t>Histórico de revisão</w:t>
+        <w:t>改訂履歴</w:t>
       </w:r>
     </w:p>
     <w:p>
@@ -946,6 +2055,11 @@
     </w:p>
     <w:p>
       <w:r>
+        <w:t>| 2026-06-27 | 0.2 | JP-BR Insurance Knowledge Base | Padronização para uso do corretor japonês com fala em português e leitura em katakana. |</w:t>
+      </w:r>
+    </w:p>
+    <w:p>
+      <w:r>
         <w:br w:type="page"/>
       </w:r>
     </w:p>
@@ -954,7 +2068,7 @@
         <w:pStyle w:val="Heading1"/>
       </w:pPr>
       <w:r>
-        <w:t>DIALOGUE-HOME-0003 - Custos iniciais, garantidora e fiador</w:t>
+        <w:t>DIALOGUE-HOME-0005 - Renovação, atraso, chave e bens domésticos</w:t>
       </w:r>
     </w:p>
     <w:p>
@@ -962,7 +2076,7 @@
         <w:pStyle w:val="Heading2"/>
       </w:pPr>
       <w:r>
-        <w:t>Controle</w:t>
+        <w:t>管理情報</w:t>
       </w:r>
     </w:p>
     <w:p>
@@ -970,7 +2084,7 @@
         <w:pStyle w:val="ListBullet"/>
       </w:pPr>
       <w:r>
-        <w:t>Versão: 0.1</w:t>
+        <w:t>Versão: 0.2</w:t>
       </w:r>
     </w:p>
     <w:p>
@@ -994,7 +2108,7 @@
         <w:pStyle w:val="ListBullet"/>
       </w:pPr>
       <w:r>
-        <w:t>Histórico: Criação inicial.</w:t>
+        <w:t>Histórico: Criação inicial; padronização para uso do corretor japonês com fala em português e leitura em katakana.</w:t>
       </w:r>
     </w:p>
     <w:p>
@@ -1002,12 +2116,12 @@
         <w:pStyle w:val="Heading2"/>
       </w:pPr>
       <w:r>
-        <w:t>Código</w:t>
-      </w:r>
-    </w:p>
-    <w:p>
-      <w:r>
-        <w:t>DIALOGUE-HOME-0003</w:t>
+        <w:t>コード</w:t>
+      </w:r>
+    </w:p>
+    <w:p>
+      <w:r>
+        <w:t>DIALOGUE-HOME-0005</w:t>
       </w:r>
     </w:p>
     <w:p>
@@ -1015,12 +2129,12 @@
         <w:pStyle w:val="Heading2"/>
       </w:pPr>
       <w:r>
-        <w:t>Situação de atendimento</w:t>
-      </w:r>
-    </w:p>
-    <w:p>
-      <w:r>
-        <w:t>Cliente brasileiro quer entender custos iniciais, garantidora e fiador no Japão.</w:t>
+        <w:t>対応場面</w:t>
+      </w:r>
+    </w:p>
+    <w:p>
+      <w:r>
+        <w:t>ブラジル人のお客様が「Renovação, atraso, chave e bens domésticos」について相談しており、契約内容、補償範囲、責任関係、必要書類を確認する場面。</w:t>
       </w:r>
     </w:p>
     <w:p>
@@ -1028,7 +2142,7 @@
         <w:pStyle w:val="Heading2"/>
       </w:pPr>
       <w:r>
-        <w:t>Participantes</w:t>
+        <w:t>参加者</w:t>
       </w:r>
     </w:p>
     <w:p>
@@ -1036,7 +2150,7 @@
         <w:pStyle w:val="ListBullet"/>
       </w:pPr>
       <w:r>
-        <w:t>Corretor: corretor japonês</w:t>
+        <w:t>募集人: 日本人保険募集人</w:t>
       </w:r>
     </w:p>
     <w:p>
@@ -1044,7 +2158,7 @@
         <w:pStyle w:val="ListBullet"/>
       </w:pPr>
       <w:r>
-        <w:t>Cliente: cliente brasileiro residente no Japão</w:t>
+        <w:t>顧客: 日本在住のブラジル人顧客</w:t>
       </w:r>
     </w:p>
     <w:p>
@@ -1052,12 +2166,12 @@
         <w:pStyle w:val="Heading2"/>
       </w:pPr>
       <w:r>
-        <w:t>Objetivo do diálogo</w:t>
-      </w:r>
-    </w:p>
-    <w:p>
-      <w:r>
-        <w:t>Explicar custos iniciais, garantidora e fiador conectando contrato de moradia, responsabilidade e seguro.</w:t>
+        <w:t>対話の目的</w:t>
+      </w:r>
+    </w:p>
+    <w:p>
+      <w:r>
+        <w:t>日本語で対応方針を理解し、ブラジルポルトガル語でお客様に自然に説明できるようにする。</w:t>
       </w:r>
     </w:p>
     <w:p>
@@ -1065,27 +2179,27 @@
         <w:pStyle w:val="Heading2"/>
       </w:pPr>
       <w:r>
-        <w:t>Versão em japonês</w:t>
-      </w:r>
-    </w:p>
-    <w:p>
-      <w:r>
-        <w:t>**Cliente:** 賃貸契約と保険はどう関係しますか。</w:t>
-      </w:r>
-    </w:p>
-    <w:p>
-      <w:r>
-        <w:t>**Corretor:** 賃貸契約で求められる保険、借家人賠償責任、家財の補償を分けて確認します。</w:t>
-      </w:r>
-    </w:p>
-    <w:p>
-      <w:r>
-        <w:t>**Cliente:** 費用は必ず保険で支払われますか。</w:t>
-      </w:r>
-    </w:p>
-    <w:p>
-      <w:r>
-        <w:t>**Corretor:** 契約内容、事故原因、管理会社の確認、保険会社の判断によって変わります。</w:t>
+        <w:t>日本語版</w:t>
+      </w:r>
+    </w:p>
+    <w:p>
+      <w:r>
+        <w:t>**顧客:** 賃貸契約と保険はどう関係しますか。</w:t>
+      </w:r>
+    </w:p>
+    <w:p>
+      <w:r>
+        <w:t>**募集人:** 賃貸契約で求められる保険、借家人賠償責任、家財の補償を分けて確認します。</w:t>
+      </w:r>
+    </w:p>
+    <w:p>
+      <w:r>
+        <w:t>**顧客:** 費用は必ず保険で支払われますか。</w:t>
+      </w:r>
+    </w:p>
+    <w:p>
+      <w:r>
+        <w:t>**募集人:** 契約内容、事故原因、管理会社の確認、保険会社の判断によって変わります。</w:t>
       </w:r>
     </w:p>
     <w:p>
@@ -1093,27 +2207,67 @@
         <w:pStyle w:val="Heading2"/>
       </w:pPr>
       <w:r>
-        <w:t>Versão em português brasileiro</w:t>
-      </w:r>
-    </w:p>
-    <w:p>
-      <w:r>
-        <w:t>**Cliente:** Qual é a relação entre aluguel e seguro?</w:t>
-      </w:r>
-    </w:p>
-    <w:p>
-      <w:r>
-        <w:t>**Corretor:** Vamos separar o seguro exigido no contrato, a responsabilidade do inquilino e a proteção dos seus bens.</w:t>
-      </w:r>
-    </w:p>
-    <w:p>
-      <w:r>
-        <w:t>**Cliente:** Todo custo será pago pelo seguro?</w:t>
-      </w:r>
-    </w:p>
-    <w:p>
-      <w:r>
-        <w:t>**Corretor:** Depende do contrato, da causa, da confirmação da administradora e da análise da seguradora.</w:t>
+        <w:t>ブラジルポルトガル語版</w:t>
+      </w:r>
+    </w:p>
+    <w:p>
+      <w:r>
+        <w:t>**顧客:**</w:t>
+      </w:r>
+    </w:p>
+    <w:p>
+      <w:r>
+        <w:t>Leitura para pronúncia: クアウ é ア ヘラサォン エントリ アウゲウ イ セグーロ</w:t>
+      </w:r>
+    </w:p>
+    <w:p>
+      <w:r>
+        <w:t>Português brasileiro: Qual é a relação entre aluguel e seguro?</w:t>
+      </w:r>
+    </w:p>
+    <w:p>
+      <w:r>
+        <w:t>**Corretor:**</w:t>
+      </w:r>
+    </w:p>
+    <w:p>
+      <w:r>
+        <w:t>Leitura para pronúncia: ヴァモス セパラール オ セグーロ エジジード ノ コントラート ア ヘスポンサビリダージ ド インキリーノ イ ア プロテサォン ドス セウス ベンス</w:t>
+      </w:r>
+    </w:p>
+    <w:p>
+      <w:r>
+        <w:t>Português brasileiro: Vamos separar o seguro exigido no contrato, a responsabilidade do inquilino e a proteção dos seus bens.</w:t>
+      </w:r>
+    </w:p>
+    <w:p>
+      <w:r>
+        <w:t>**顧客:**</w:t>
+      </w:r>
+    </w:p>
+    <w:p>
+      <w:r>
+        <w:t>Leitura para pronúncia: トード クスト セラ パーゴ ペロ セグーロ</w:t>
+      </w:r>
+    </w:p>
+    <w:p>
+      <w:r>
+        <w:t>Português brasileiro: Todo custo será pago pelo seguro?</w:t>
+      </w:r>
+    </w:p>
+    <w:p>
+      <w:r>
+        <w:t>**Corretor:**</w:t>
+      </w:r>
+    </w:p>
+    <w:p>
+      <w:r>
+        <w:t>Leitura para pronúncia: デペンジ ド コントラート ダ カウザ ダ コンフィルマサォン ダ アドミニストラドーラ イ ダ アナリゼ ダ セグラドーラ</w:t>
+      </w:r>
+    </w:p>
+    <w:p>
+      <w:r>
+        <w:t>Português brasileiro: Depende do contrato, da causa, da confirmação da administradora e da análise da seguradora.</w:t>
       </w:r>
     </w:p>
     <w:p>
@@ -1121,7 +2275,7 @@
         <w:pStyle w:val="Heading2"/>
       </w:pPr>
       <w:r>
-        <w:t>Notas culturais ou comerciais</w:t>
+        <w:t>文化・営業上の注意</w:t>
       </w:r>
     </w:p>
     <w:p>
@@ -1129,7 +2283,7 @@
         <w:pStyle w:val="ListBullet"/>
       </w:pPr>
       <w:r>
-        <w:t>Explicar que imobiliária, administradora, garantidora e seguradora têm funções diferentes.</w:t>
+        <w:t>不動産会社、管理会社、保証会社、保険会社の役割を混同しない。</w:t>
       </w:r>
     </w:p>
     <w:p>
@@ -1137,7 +2291,7 @@
         <w:pStyle w:val="ListBullet"/>
       </w:pPr>
       <w:r>
-        <w:t>Confirmar documentos antes de responder sobre custo, cobertura ou devolução.</w:t>
+        <w:t>一般説明と保険会社の正式判断を分けて説明する。</w:t>
       </w:r>
     </w:p>
     <w:p>
@@ -1145,7 +2299,7 @@
         <w:pStyle w:val="Heading2"/>
       </w:pPr>
       <w:r>
-        <w:t>Pontos de atenção para o corretor</w:t>
+        <w:t>募集人の注意点</w:t>
       </w:r>
     </w:p>
     <w:p>
@@ -1153,7 +2307,7 @@
         <w:pStyle w:val="ListBullet"/>
       </w:pPr>
       <w:r>
-        <w:t>Verificar contrato de locação e apólice.</w:t>
+        <w:t>契約書、保険証券、事故状況、写真、領収書、管理会社からの案内を確認する。</w:t>
       </w:r>
     </w:p>
     <w:p>
@@ -1161,7 +2315,7 @@
         <w:pStyle w:val="ListBullet"/>
       </w:pPr>
       <w:r>
-        <w:t>Separar obrigação do inquilino de cobertura securitária.</w:t>
+        <w:t>支払可否、費用負担、返金、審査結果を断定しない。</w:t>
       </w:r>
     </w:p>
     <w:p>
@@ -1169,7 +2323,7 @@
         <w:pStyle w:val="ListBullet"/>
       </w:pPr>
       <w:r>
-        <w:t>Não prometer aprovação, devolução, pagamento ou isenção de custo.</w:t>
+        <w:t>お客様が理解できる短いポルトガル語で説明する。</w:t>
       </w:r>
     </w:p>
     <w:p>
@@ -1177,7 +2331,15 @@
         <w:pStyle w:val="Heading2"/>
       </w:pPr>
       <w:r>
-        <w:t>Casos relacionados</w:t>
+        <w:t>関連ケース</w:t>
+      </w:r>
+    </w:p>
+    <w:p>
+      <w:pPr>
+        <w:pStyle w:val="Heading2"/>
+      </w:pPr>
+      <w:r>
+        <w:t>関連用語</w:t>
       </w:r>
     </w:p>
     <w:p>
@@ -1185,7 +2347,7 @@
         <w:pStyle w:val="ListBullet"/>
       </w:pPr>
       <w:r>
-        <w:t>CASE-HOME-0005</w:t>
+        <w:t>HOME-0017 - 更新料 - Taxa de renovação</w:t>
       </w:r>
     </w:p>
     <w:p>
@@ -1193,7 +2355,23 @@
         <w:pStyle w:val="ListBullet"/>
       </w:pPr>
       <w:r>
-        <w:t>CASE-HOME-0006</w:t>
+        <w:t>HOME-0018 - 家賃滞納 - Atraso no aluguel</w:t>
+      </w:r>
+    </w:p>
+    <w:p>
+      <w:pPr>
+        <w:pStyle w:val="ListBullet"/>
+      </w:pPr>
+      <w:r>
+        <w:t>HOME-0019 - 鍵交換費用 - Custo de troca de chave</w:t>
+      </w:r>
+    </w:p>
+    <w:p>
+      <w:pPr>
+        <w:pStyle w:val="ListBullet"/>
+      </w:pPr>
+      <w:r>
+        <w:t>HOME-0020 - 家財保険 - Seguro de bens domésticos</w:t>
       </w:r>
     </w:p>
     <w:p>
@@ -1201,7 +2379,7 @@
         <w:pStyle w:val="Heading2"/>
       </w:pPr>
       <w:r>
-        <w:t>Termos relacionados</w:t>
+        <w:t>関連FAQ</w:t>
       </w:r>
     </w:p>
     <w:p>
@@ -1209,7 +2387,7 @@
         <w:pStyle w:val="ListBullet"/>
       </w:pPr>
       <w:r>
-        <w:t>HOME-0009 - 礼金 - Luvas de locação</w:t>
+        <w:t>FAQ-HOME-0017</w:t>
       </w:r>
     </w:p>
     <w:p>
@@ -1217,7 +2395,7 @@
         <w:pStyle w:val="ListBullet"/>
       </w:pPr>
       <w:r>
-        <w:t>HOME-0010 - 保証会社 - Empresa garantidora</w:t>
+        <w:t>FAQ-HOME-0018</w:t>
       </w:r>
     </w:p>
     <w:p>
@@ -1225,7 +2403,7 @@
         <w:pStyle w:val="ListBullet"/>
       </w:pPr>
       <w:r>
-        <w:t>HOME-0011 - 連帯保証人 - Fiador solidário</w:t>
+        <w:t>FAQ-HOME-0019</w:t>
       </w:r>
     </w:p>
     <w:p>
@@ -1233,7 +2411,7 @@
         <w:pStyle w:val="ListBullet"/>
       </w:pPr>
       <w:r>
-        <w:t>HOME-0012 - 管理会社 - Administradora do imóvel</w:t>
+        <w:t>FAQ-HOME-0020</w:t>
       </w:r>
     </w:p>
     <w:p>
@@ -1241,7 +2419,7 @@
         <w:pStyle w:val="Heading2"/>
       </w:pPr>
       <w:r>
-        <w:t>FAQs relacionadas</w:t>
+        <w:t>相互参照</w:t>
       </w:r>
     </w:p>
     <w:p>
@@ -1249,7 +2427,7 @@
         <w:pStyle w:val="ListBullet"/>
       </w:pPr>
       <w:r>
-        <w:t>FAQ-HOME-0009</w:t>
+        <w:t>HOME-0017 - 更新料 - Taxa de renovação</w:t>
       </w:r>
     </w:p>
     <w:p>
@@ -1257,7 +2435,7 @@
         <w:pStyle w:val="ListBullet"/>
       </w:pPr>
       <w:r>
-        <w:t>FAQ-HOME-0010</w:t>
+        <w:t>HOME-0018 - 家賃滞納 - Atraso no aluguel</w:t>
       </w:r>
     </w:p>
     <w:p>
@@ -1265,7 +2443,7 @@
         <w:pStyle w:val="ListBullet"/>
       </w:pPr>
       <w:r>
-        <w:t>FAQ-HOME-0011</w:t>
+        <w:t>HOME-0019 - 鍵交換費用 - Custo de troca de chave</w:t>
       </w:r>
     </w:p>
     <w:p>
@@ -1273,7 +2451,7 @@
         <w:pStyle w:val="ListBullet"/>
       </w:pPr>
       <w:r>
-        <w:t>FAQ-HOME-0012</w:t>
+        <w:t>HOME-0020 - 家財保険 - Seguro de bens domésticos</w:t>
       </w:r>
     </w:p>
     <w:p>
@@ -1281,7 +2459,7 @@
         <w:pStyle w:val="Heading2"/>
       </w:pPr>
       <w:r>
-        <w:t>Referências cruzadas</w:t>
+        <w:t>参考資料</w:t>
       </w:r>
     </w:p>
     <w:p>
@@ -1289,7 +2467,15 @@
         <w:pStyle w:val="ListBullet"/>
       </w:pPr>
       <w:r>
-        <w:t>HOME-0009 - 礼金 - Luvas de locação</w:t>
+        <w:t>Documento interno: `02_MasterDictionary/HOME/HOME-0017.md`</w:t>
+      </w:r>
+    </w:p>
+    <w:p>
+      <w:pPr>
+        <w:pStyle w:val="Heading2"/>
+      </w:pPr>
+      <w:r>
+        <w:t>タグ</w:t>
       </w:r>
     </w:p>
     <w:p>
@@ -1297,7 +2483,7 @@
         <w:pStyle w:val="ListBullet"/>
       </w:pPr>
       <w:r>
-        <w:t>HOME-0010 - 保証会社 - Empresa garantidora</w:t>
+        <w:t>dialogue</w:t>
       </w:r>
     </w:p>
     <w:p>
@@ -1305,7 +2491,7 @@
         <w:pStyle w:val="ListBullet"/>
       </w:pPr>
       <w:r>
-        <w:t>HOME-0011 - 連帯保証人 - Fiador solidário</w:t>
+        <w:t>home</w:t>
       </w:r>
     </w:p>
     <w:p>
@@ -1313,7 +2499,15 @@
         <w:pStyle w:val="ListBullet"/>
       </w:pPr>
       <w:r>
-        <w:t>HOME-0012 - 管理会社 - Administradora do imóvel</w:t>
+        <w:t>atendimento</w:t>
+      </w:r>
+    </w:p>
+    <w:p>
+      <w:pPr>
+        <w:pStyle w:val="ListBullet"/>
+      </w:pPr>
+      <w:r>
+        <w:t>japanese-broker</w:t>
       </w:r>
     </w:p>
     <w:p>
@@ -1321,7 +2515,7 @@
         <w:pStyle w:val="Heading2"/>
       </w:pPr>
       <w:r>
-        <w:t>Referências</w:t>
+        <w:t>関連項目</w:t>
       </w:r>
     </w:p>
     <w:p>
@@ -1329,7 +2523,7 @@
         <w:pStyle w:val="ListBullet"/>
       </w:pPr>
       <w:r>
-        <w:t>Documento interno: `02_MasterDictionary/HOME/HOME-0009.md`</w:t>
+        <w:t>`14_FAQ/HOME/FAQ-HOME-0017.md`</w:t>
       </w:r>
     </w:p>
     <w:p>
@@ -1337,63 +2531,7 @@
         <w:pStyle w:val="Heading2"/>
       </w:pPr>
       <w:r>
-        <w:t>Tags</w:t>
-      </w:r>
-    </w:p>
-    <w:p>
-      <w:pPr>
-        <w:pStyle w:val="ListBullet"/>
-      </w:pPr>
-      <w:r>
-        <w:t>dialogue</w:t>
-      </w:r>
-    </w:p>
-    <w:p>
-      <w:pPr>
-        <w:pStyle w:val="ListBullet"/>
-      </w:pPr>
-      <w:r>
-        <w:t>home</w:t>
-      </w:r>
-    </w:p>
-    <w:p>
-      <w:pPr>
-        <w:pStyle w:val="ListBullet"/>
-      </w:pPr>
-      <w:r>
-        <w:t>housing</w:t>
-      </w:r>
-    </w:p>
-    <w:p>
-      <w:pPr>
-        <w:pStyle w:val="ListBullet"/>
-      </w:pPr>
-      <w:r>
-        <w:t>atendimento</w:t>
-      </w:r>
-    </w:p>
-    <w:p>
-      <w:pPr>
-        <w:pStyle w:val="Heading2"/>
-      </w:pPr>
-      <w:r>
-        <w:t>Veja também</w:t>
-      </w:r>
-    </w:p>
-    <w:p>
-      <w:pPr>
-        <w:pStyle w:val="ListBullet"/>
-      </w:pPr>
-      <w:r>
-        <w:t>`14_FAQ/HOME/FAQ-HOME-0009.md`</w:t>
-      </w:r>
-    </w:p>
-    <w:p>
-      <w:pPr>
-        <w:pStyle w:val="Heading2"/>
-      </w:pPr>
-      <w:r>
-        <w:t>Histórico de revisão</w:t>
+        <w:t>改訂履歴</w:t>
       </w:r>
     </w:p>
     <w:p>
@@ -1413,920 +2551,7 @@
     </w:p>
     <w:p>
       <w:r>
-        <w:br w:type="page"/>
-      </w:r>
-    </w:p>
-    <w:p>
-      <w:pPr>
-        <w:pStyle w:val="Heading1"/>
-      </w:pPr>
-      <w:r>
-        <w:t>DIALOGUE-HOME-0004 - Vistoria, análise de entrada e explicação importante</w:t>
-      </w:r>
-    </w:p>
-    <w:p>
-      <w:pPr>
-        <w:pStyle w:val="Heading2"/>
-      </w:pPr>
-      <w:r>
-        <w:t>Controle</w:t>
-      </w:r>
-    </w:p>
-    <w:p>
-      <w:pPr>
-        <w:pStyle w:val="ListBullet"/>
-      </w:pPr>
-      <w:r>
-        <w:t>Versão: 0.1</w:t>
-      </w:r>
-    </w:p>
-    <w:p>
-      <w:pPr>
-        <w:pStyle w:val="ListBullet"/>
-      </w:pPr>
-      <w:r>
-        <w:t>Data: 2026-06-27</w:t>
-      </w:r>
-    </w:p>
-    <w:p>
-      <w:pPr>
-        <w:pStyle w:val="ListBullet"/>
-      </w:pPr>
-      <w:r>
-        <w:t>Autor: JP-BR Insurance Knowledge Base</w:t>
-      </w:r>
-    </w:p>
-    <w:p>
-      <w:pPr>
-        <w:pStyle w:val="ListBullet"/>
-      </w:pPr>
-      <w:r>
-        <w:t>Histórico: Criação inicial.</w:t>
-      </w:r>
-    </w:p>
-    <w:p>
-      <w:pPr>
-        <w:pStyle w:val="Heading2"/>
-      </w:pPr>
-      <w:r>
-        <w:t>Código</w:t>
-      </w:r>
-    </w:p>
-    <w:p>
-      <w:r>
-        <w:t>DIALOGUE-HOME-0004</w:t>
-      </w:r>
-    </w:p>
-    <w:p>
-      <w:pPr>
-        <w:pStyle w:val="Heading2"/>
-      </w:pPr>
-      <w:r>
-        <w:t>Situação de atendimento</w:t>
-      </w:r>
-    </w:p>
-    <w:p>
-      <w:r>
-        <w:t>Cliente brasileiro quer entender vistoria, análise de entrada e explicação importante no Japão.</w:t>
-      </w:r>
-    </w:p>
-    <w:p>
-      <w:pPr>
-        <w:pStyle w:val="Heading2"/>
-      </w:pPr>
-      <w:r>
-        <w:t>Participantes</w:t>
-      </w:r>
-    </w:p>
-    <w:p>
-      <w:pPr>
-        <w:pStyle w:val="ListBullet"/>
-      </w:pPr>
-      <w:r>
-        <w:t>Corretor: corretor japonês</w:t>
-      </w:r>
-    </w:p>
-    <w:p>
-      <w:pPr>
-        <w:pStyle w:val="ListBullet"/>
-      </w:pPr>
-      <w:r>
-        <w:t>Cliente: cliente brasileiro residente no Japão</w:t>
-      </w:r>
-    </w:p>
-    <w:p>
-      <w:pPr>
-        <w:pStyle w:val="Heading2"/>
-      </w:pPr>
-      <w:r>
-        <w:t>Objetivo do diálogo</w:t>
-      </w:r>
-    </w:p>
-    <w:p>
-      <w:r>
-        <w:t>Explicar vistoria, análise de entrada e explicação importante conectando contrato de moradia, responsabilidade e seguro.</w:t>
-      </w:r>
-    </w:p>
-    <w:p>
-      <w:pPr>
-        <w:pStyle w:val="Heading2"/>
-      </w:pPr>
-      <w:r>
-        <w:t>Versão em japonês</w:t>
-      </w:r>
-    </w:p>
-    <w:p>
-      <w:r>
-        <w:t>**Cliente:** 賃貸契約と保険はどう関係しますか。</w:t>
-      </w:r>
-    </w:p>
-    <w:p>
-      <w:r>
-        <w:t>**Corretor:** 賃貸契約で求められる保険、借家人賠償責任、家財の補償を分けて確認します。</w:t>
-      </w:r>
-    </w:p>
-    <w:p>
-      <w:r>
-        <w:t>**Cliente:** 費用は必ず保険で支払われますか。</w:t>
-      </w:r>
-    </w:p>
-    <w:p>
-      <w:r>
-        <w:t>**Corretor:** 契約内容、事故原因、管理会社の確認、保険会社の判断によって変わります。</w:t>
-      </w:r>
-    </w:p>
-    <w:p>
-      <w:pPr>
-        <w:pStyle w:val="Heading2"/>
-      </w:pPr>
-      <w:r>
-        <w:t>Versão em português brasileiro</w:t>
-      </w:r>
-    </w:p>
-    <w:p>
-      <w:r>
-        <w:t>**Cliente:** Qual é a relação entre aluguel e seguro?</w:t>
-      </w:r>
-    </w:p>
-    <w:p>
-      <w:r>
-        <w:t>**Corretor:** Vamos separar o seguro exigido no contrato, a responsabilidade do inquilino e a proteção dos seus bens.</w:t>
-      </w:r>
-    </w:p>
-    <w:p>
-      <w:r>
-        <w:t>**Cliente:** Todo custo será pago pelo seguro?</w:t>
-      </w:r>
-    </w:p>
-    <w:p>
-      <w:r>
-        <w:t>**Corretor:** Depende do contrato, da causa, da confirmação da administradora e da análise da seguradora.</w:t>
-      </w:r>
-    </w:p>
-    <w:p>
-      <w:pPr>
-        <w:pStyle w:val="Heading2"/>
-      </w:pPr>
-      <w:r>
-        <w:t>Notas culturais ou comerciais</w:t>
-      </w:r>
-    </w:p>
-    <w:p>
-      <w:pPr>
-        <w:pStyle w:val="ListBullet"/>
-      </w:pPr>
-      <w:r>
-        <w:t>Explicar que imobiliária, administradora, garantidora e seguradora têm funções diferentes.</w:t>
-      </w:r>
-    </w:p>
-    <w:p>
-      <w:pPr>
-        <w:pStyle w:val="ListBullet"/>
-      </w:pPr>
-      <w:r>
-        <w:t>Confirmar documentos antes de responder sobre custo, cobertura ou devolução.</w:t>
-      </w:r>
-    </w:p>
-    <w:p>
-      <w:pPr>
-        <w:pStyle w:val="Heading2"/>
-      </w:pPr>
-      <w:r>
-        <w:t>Pontos de atenção para o corretor</w:t>
-      </w:r>
-    </w:p>
-    <w:p>
-      <w:pPr>
-        <w:pStyle w:val="ListBullet"/>
-      </w:pPr>
-      <w:r>
-        <w:t>Verificar contrato de locação e apólice.</w:t>
-      </w:r>
-    </w:p>
-    <w:p>
-      <w:pPr>
-        <w:pStyle w:val="ListBullet"/>
-      </w:pPr>
-      <w:r>
-        <w:t>Separar obrigação do inquilino de cobertura securitária.</w:t>
-      </w:r>
-    </w:p>
-    <w:p>
-      <w:pPr>
-        <w:pStyle w:val="ListBullet"/>
-      </w:pPr>
-      <w:r>
-        <w:t>Não prometer aprovação, devolução, pagamento ou isenção de custo.</w:t>
-      </w:r>
-    </w:p>
-    <w:p>
-      <w:pPr>
-        <w:pStyle w:val="Heading2"/>
-      </w:pPr>
-      <w:r>
-        <w:t>Casos relacionados</w:t>
-      </w:r>
-    </w:p>
-    <w:p>
-      <w:pPr>
-        <w:pStyle w:val="ListBullet"/>
-      </w:pPr>
-      <w:r>
-        <w:t>CASE-HOME-0007</w:t>
-      </w:r>
-    </w:p>
-    <w:p>
-      <w:pPr>
-        <w:pStyle w:val="ListBullet"/>
-      </w:pPr>
-      <w:r>
-        <w:t>CASE-HOME-0008</w:t>
-      </w:r>
-    </w:p>
-    <w:p>
-      <w:pPr>
-        <w:pStyle w:val="Heading2"/>
-      </w:pPr>
-      <w:r>
-        <w:t>Termos relacionados</w:t>
-      </w:r>
-    </w:p>
-    <w:p>
-      <w:pPr>
-        <w:pStyle w:val="ListBullet"/>
-      </w:pPr>
-      <w:r>
-        <w:t>HOME-0013 - 退去立会い - Vistoria de saída</w:t>
-      </w:r>
-    </w:p>
-    <w:p>
-      <w:pPr>
-        <w:pStyle w:val="ListBullet"/>
-      </w:pPr>
-      <w:r>
-        <w:t>HOME-0014 - 入居審査 - Análise de entrada</w:t>
-      </w:r>
-    </w:p>
-    <w:p>
-      <w:pPr>
-        <w:pStyle w:val="ListBullet"/>
-      </w:pPr>
-      <w:r>
-        <w:t>HOME-0015 - 重要事項説明 - Explicação de pontos importantes</w:t>
-      </w:r>
-    </w:p>
-    <w:p>
-      <w:pPr>
-        <w:pStyle w:val="ListBullet"/>
-      </w:pPr>
-      <w:r>
-        <w:t>HOME-0016 - 契約更新 - Renovação contratual</w:t>
-      </w:r>
-    </w:p>
-    <w:p>
-      <w:pPr>
-        <w:pStyle w:val="Heading2"/>
-      </w:pPr>
-      <w:r>
-        <w:t>FAQs relacionadas</w:t>
-      </w:r>
-    </w:p>
-    <w:p>
-      <w:pPr>
-        <w:pStyle w:val="ListBullet"/>
-      </w:pPr>
-      <w:r>
-        <w:t>FAQ-HOME-0013</w:t>
-      </w:r>
-    </w:p>
-    <w:p>
-      <w:pPr>
-        <w:pStyle w:val="ListBullet"/>
-      </w:pPr>
-      <w:r>
-        <w:t>FAQ-HOME-0014</w:t>
-      </w:r>
-    </w:p>
-    <w:p>
-      <w:pPr>
-        <w:pStyle w:val="ListBullet"/>
-      </w:pPr>
-      <w:r>
-        <w:t>FAQ-HOME-0015</w:t>
-      </w:r>
-    </w:p>
-    <w:p>
-      <w:pPr>
-        <w:pStyle w:val="ListBullet"/>
-      </w:pPr>
-      <w:r>
-        <w:t>FAQ-HOME-0016</w:t>
-      </w:r>
-    </w:p>
-    <w:p>
-      <w:pPr>
-        <w:pStyle w:val="Heading2"/>
-      </w:pPr>
-      <w:r>
-        <w:t>Referências cruzadas</w:t>
-      </w:r>
-    </w:p>
-    <w:p>
-      <w:pPr>
-        <w:pStyle w:val="ListBullet"/>
-      </w:pPr>
-      <w:r>
-        <w:t>HOME-0013 - 退去立会い - Vistoria de saída</w:t>
-      </w:r>
-    </w:p>
-    <w:p>
-      <w:pPr>
-        <w:pStyle w:val="ListBullet"/>
-      </w:pPr>
-      <w:r>
-        <w:t>HOME-0014 - 入居審査 - Análise de entrada</w:t>
-      </w:r>
-    </w:p>
-    <w:p>
-      <w:pPr>
-        <w:pStyle w:val="ListBullet"/>
-      </w:pPr>
-      <w:r>
-        <w:t>HOME-0015 - 重要事項説明 - Explicação de pontos importantes</w:t>
-      </w:r>
-    </w:p>
-    <w:p>
-      <w:pPr>
-        <w:pStyle w:val="ListBullet"/>
-      </w:pPr>
-      <w:r>
-        <w:t>HOME-0016 - 契約更新 - Renovação contratual</w:t>
-      </w:r>
-    </w:p>
-    <w:p>
-      <w:pPr>
-        <w:pStyle w:val="Heading2"/>
-      </w:pPr>
-      <w:r>
-        <w:t>Referências</w:t>
-      </w:r>
-    </w:p>
-    <w:p>
-      <w:pPr>
-        <w:pStyle w:val="ListBullet"/>
-      </w:pPr>
-      <w:r>
-        <w:t>Documento interno: `02_MasterDictionary/HOME/HOME-0013.md`</w:t>
-      </w:r>
-    </w:p>
-    <w:p>
-      <w:pPr>
-        <w:pStyle w:val="Heading2"/>
-      </w:pPr>
-      <w:r>
-        <w:t>Tags</w:t>
-      </w:r>
-    </w:p>
-    <w:p>
-      <w:pPr>
-        <w:pStyle w:val="ListBullet"/>
-      </w:pPr>
-      <w:r>
-        <w:t>dialogue</w:t>
-      </w:r>
-    </w:p>
-    <w:p>
-      <w:pPr>
-        <w:pStyle w:val="ListBullet"/>
-      </w:pPr>
-      <w:r>
-        <w:t>home</w:t>
-      </w:r>
-    </w:p>
-    <w:p>
-      <w:pPr>
-        <w:pStyle w:val="ListBullet"/>
-      </w:pPr>
-      <w:r>
-        <w:t>housing</w:t>
-      </w:r>
-    </w:p>
-    <w:p>
-      <w:pPr>
-        <w:pStyle w:val="ListBullet"/>
-      </w:pPr>
-      <w:r>
-        <w:t>atendimento</w:t>
-      </w:r>
-    </w:p>
-    <w:p>
-      <w:pPr>
-        <w:pStyle w:val="Heading2"/>
-      </w:pPr>
-      <w:r>
-        <w:t>Veja também</w:t>
-      </w:r>
-    </w:p>
-    <w:p>
-      <w:pPr>
-        <w:pStyle w:val="ListBullet"/>
-      </w:pPr>
-      <w:r>
-        <w:t>`14_FAQ/HOME/FAQ-HOME-0013.md`</w:t>
-      </w:r>
-    </w:p>
-    <w:p>
-      <w:pPr>
-        <w:pStyle w:val="Heading2"/>
-      </w:pPr>
-      <w:r>
-        <w:t>Histórico de revisão</w:t>
-      </w:r>
-    </w:p>
-    <w:p>
-      <w:r>
-        <w:t>| Data | Versão | Autor | Alteração |</w:t>
-      </w:r>
-    </w:p>
-    <w:p>
-      <w:r>
-        <w:t>| --- | --- | --- | --- |</w:t>
-      </w:r>
-    </w:p>
-    <w:p>
-      <w:r>
-        <w:t>| 2026-06-27 | 0.1 | JP-BR Insurance Knowledge Base | Criação inicial. |</w:t>
-      </w:r>
-    </w:p>
-    <w:p>
-      <w:r>
-        <w:br w:type="page"/>
-      </w:r>
-    </w:p>
-    <w:p>
-      <w:pPr>
-        <w:pStyle w:val="Heading1"/>
-      </w:pPr>
-      <w:r>
-        <w:t>DIALOGUE-HOME-0005 - Renovação, atraso, chave e bens domésticos</w:t>
-      </w:r>
-    </w:p>
-    <w:p>
-      <w:pPr>
-        <w:pStyle w:val="Heading2"/>
-      </w:pPr>
-      <w:r>
-        <w:t>Controle</w:t>
-      </w:r>
-    </w:p>
-    <w:p>
-      <w:pPr>
-        <w:pStyle w:val="ListBullet"/>
-      </w:pPr>
-      <w:r>
-        <w:t>Versão: 0.1</w:t>
-      </w:r>
-    </w:p>
-    <w:p>
-      <w:pPr>
-        <w:pStyle w:val="ListBullet"/>
-      </w:pPr>
-      <w:r>
-        <w:t>Data: 2026-06-27</w:t>
-      </w:r>
-    </w:p>
-    <w:p>
-      <w:pPr>
-        <w:pStyle w:val="ListBullet"/>
-      </w:pPr>
-      <w:r>
-        <w:t>Autor: JP-BR Insurance Knowledge Base</w:t>
-      </w:r>
-    </w:p>
-    <w:p>
-      <w:pPr>
-        <w:pStyle w:val="ListBullet"/>
-      </w:pPr>
-      <w:r>
-        <w:t>Histórico: Criação inicial.</w:t>
-      </w:r>
-    </w:p>
-    <w:p>
-      <w:pPr>
-        <w:pStyle w:val="Heading2"/>
-      </w:pPr>
-      <w:r>
-        <w:t>Código</w:t>
-      </w:r>
-    </w:p>
-    <w:p>
-      <w:r>
-        <w:t>DIALOGUE-HOME-0005</w:t>
-      </w:r>
-    </w:p>
-    <w:p>
-      <w:pPr>
-        <w:pStyle w:val="Heading2"/>
-      </w:pPr>
-      <w:r>
-        <w:t>Situação de atendimento</w:t>
-      </w:r>
-    </w:p>
-    <w:p>
-      <w:r>
-        <w:t>Cliente brasileiro quer entender renovação, atraso, chave e bens domésticos no Japão.</w:t>
-      </w:r>
-    </w:p>
-    <w:p>
-      <w:pPr>
-        <w:pStyle w:val="Heading2"/>
-      </w:pPr>
-      <w:r>
-        <w:t>Participantes</w:t>
-      </w:r>
-    </w:p>
-    <w:p>
-      <w:pPr>
-        <w:pStyle w:val="ListBullet"/>
-      </w:pPr>
-      <w:r>
-        <w:t>Corretor: corretor japonês</w:t>
-      </w:r>
-    </w:p>
-    <w:p>
-      <w:pPr>
-        <w:pStyle w:val="ListBullet"/>
-      </w:pPr>
-      <w:r>
-        <w:t>Cliente: cliente brasileiro residente no Japão</w:t>
-      </w:r>
-    </w:p>
-    <w:p>
-      <w:pPr>
-        <w:pStyle w:val="Heading2"/>
-      </w:pPr>
-      <w:r>
-        <w:t>Objetivo do diálogo</w:t>
-      </w:r>
-    </w:p>
-    <w:p>
-      <w:r>
-        <w:t>Explicar renovação, atraso, chave e bens domésticos conectando contrato de moradia, responsabilidade e seguro.</w:t>
-      </w:r>
-    </w:p>
-    <w:p>
-      <w:pPr>
-        <w:pStyle w:val="Heading2"/>
-      </w:pPr>
-      <w:r>
-        <w:t>Versão em japonês</w:t>
-      </w:r>
-    </w:p>
-    <w:p>
-      <w:r>
-        <w:t>**Cliente:** 賃貸契約と保険はどう関係しますか。</w:t>
-      </w:r>
-    </w:p>
-    <w:p>
-      <w:r>
-        <w:t>**Corretor:** 賃貸契約で求められる保険、借家人賠償責任、家財の補償を分けて確認します。</w:t>
-      </w:r>
-    </w:p>
-    <w:p>
-      <w:r>
-        <w:t>**Cliente:** 費用は必ず保険で支払われますか。</w:t>
-      </w:r>
-    </w:p>
-    <w:p>
-      <w:r>
-        <w:t>**Corretor:** 契約内容、事故原因、管理会社の確認、保険会社の判断によって変わります。</w:t>
-      </w:r>
-    </w:p>
-    <w:p>
-      <w:pPr>
-        <w:pStyle w:val="Heading2"/>
-      </w:pPr>
-      <w:r>
-        <w:t>Versão em português brasileiro</w:t>
-      </w:r>
-    </w:p>
-    <w:p>
-      <w:r>
-        <w:t>**Cliente:** Qual é a relação entre aluguel e seguro?</w:t>
-      </w:r>
-    </w:p>
-    <w:p>
-      <w:r>
-        <w:t>**Corretor:** Vamos separar o seguro exigido no contrato, a responsabilidade do inquilino e a proteção dos seus bens.</w:t>
-      </w:r>
-    </w:p>
-    <w:p>
-      <w:r>
-        <w:t>**Cliente:** Todo custo será pago pelo seguro?</w:t>
-      </w:r>
-    </w:p>
-    <w:p>
-      <w:r>
-        <w:t>**Corretor:** Depende do contrato, da causa, da confirmação da administradora e da análise da seguradora.</w:t>
-      </w:r>
-    </w:p>
-    <w:p>
-      <w:pPr>
-        <w:pStyle w:val="Heading2"/>
-      </w:pPr>
-      <w:r>
-        <w:t>Notas culturais ou comerciais</w:t>
-      </w:r>
-    </w:p>
-    <w:p>
-      <w:pPr>
-        <w:pStyle w:val="ListBullet"/>
-      </w:pPr>
-      <w:r>
-        <w:t>Explicar que imobiliária, administradora, garantidora e seguradora têm funções diferentes.</w:t>
-      </w:r>
-    </w:p>
-    <w:p>
-      <w:pPr>
-        <w:pStyle w:val="ListBullet"/>
-      </w:pPr>
-      <w:r>
-        <w:t>Confirmar documentos antes de responder sobre custo, cobertura ou devolução.</w:t>
-      </w:r>
-    </w:p>
-    <w:p>
-      <w:pPr>
-        <w:pStyle w:val="Heading2"/>
-      </w:pPr>
-      <w:r>
-        <w:t>Pontos de atenção para o corretor</w:t>
-      </w:r>
-    </w:p>
-    <w:p>
-      <w:pPr>
-        <w:pStyle w:val="ListBullet"/>
-      </w:pPr>
-      <w:r>
-        <w:t>Verificar contrato de locação e apólice.</w:t>
-      </w:r>
-    </w:p>
-    <w:p>
-      <w:pPr>
-        <w:pStyle w:val="ListBullet"/>
-      </w:pPr>
-      <w:r>
-        <w:t>Separar obrigação do inquilino de cobertura securitária.</w:t>
-      </w:r>
-    </w:p>
-    <w:p>
-      <w:pPr>
-        <w:pStyle w:val="ListBullet"/>
-      </w:pPr>
-      <w:r>
-        <w:t>Não prometer aprovação, devolução, pagamento ou isenção de custo.</w:t>
-      </w:r>
-    </w:p>
-    <w:p>
-      <w:pPr>
-        <w:pStyle w:val="Heading2"/>
-      </w:pPr>
-      <w:r>
-        <w:t>Casos relacionados</w:t>
-      </w:r>
-    </w:p>
-    <w:p>
-      <w:pPr>
-        <w:pStyle w:val="Heading2"/>
-      </w:pPr>
-      <w:r>
-        <w:t>Termos relacionados</w:t>
-      </w:r>
-    </w:p>
-    <w:p>
-      <w:pPr>
-        <w:pStyle w:val="ListBullet"/>
-      </w:pPr>
-      <w:r>
-        <w:t>HOME-0017 - 更新料 - Taxa de renovação</w:t>
-      </w:r>
-    </w:p>
-    <w:p>
-      <w:pPr>
-        <w:pStyle w:val="ListBullet"/>
-      </w:pPr>
-      <w:r>
-        <w:t>HOME-0018 - 家賃滞納 - Atraso no aluguel</w:t>
-      </w:r>
-    </w:p>
-    <w:p>
-      <w:pPr>
-        <w:pStyle w:val="ListBullet"/>
-      </w:pPr>
-      <w:r>
-        <w:t>HOME-0019 - 鍵交換費用 - Custo de troca de chave</w:t>
-      </w:r>
-    </w:p>
-    <w:p>
-      <w:pPr>
-        <w:pStyle w:val="ListBullet"/>
-      </w:pPr>
-      <w:r>
-        <w:t>HOME-0020 - 家財保険 - Seguro de bens domésticos</w:t>
-      </w:r>
-    </w:p>
-    <w:p>
-      <w:pPr>
-        <w:pStyle w:val="Heading2"/>
-      </w:pPr>
-      <w:r>
-        <w:t>FAQs relacionadas</w:t>
-      </w:r>
-    </w:p>
-    <w:p>
-      <w:pPr>
-        <w:pStyle w:val="ListBullet"/>
-      </w:pPr>
-      <w:r>
-        <w:t>FAQ-HOME-0017</w:t>
-      </w:r>
-    </w:p>
-    <w:p>
-      <w:pPr>
-        <w:pStyle w:val="ListBullet"/>
-      </w:pPr>
-      <w:r>
-        <w:t>FAQ-HOME-0018</w:t>
-      </w:r>
-    </w:p>
-    <w:p>
-      <w:pPr>
-        <w:pStyle w:val="ListBullet"/>
-      </w:pPr>
-      <w:r>
-        <w:t>FAQ-HOME-0019</w:t>
-      </w:r>
-    </w:p>
-    <w:p>
-      <w:pPr>
-        <w:pStyle w:val="ListBullet"/>
-      </w:pPr>
-      <w:r>
-        <w:t>FAQ-HOME-0020</w:t>
-      </w:r>
-    </w:p>
-    <w:p>
-      <w:pPr>
-        <w:pStyle w:val="Heading2"/>
-      </w:pPr>
-      <w:r>
-        <w:t>Referências cruzadas</w:t>
-      </w:r>
-    </w:p>
-    <w:p>
-      <w:pPr>
-        <w:pStyle w:val="ListBullet"/>
-      </w:pPr>
-      <w:r>
-        <w:t>HOME-0017 - 更新料 - Taxa de renovação</w:t>
-      </w:r>
-    </w:p>
-    <w:p>
-      <w:pPr>
-        <w:pStyle w:val="ListBullet"/>
-      </w:pPr>
-      <w:r>
-        <w:t>HOME-0018 - 家賃滞納 - Atraso no aluguel</w:t>
-      </w:r>
-    </w:p>
-    <w:p>
-      <w:pPr>
-        <w:pStyle w:val="ListBullet"/>
-      </w:pPr>
-      <w:r>
-        <w:t>HOME-0019 - 鍵交換費用 - Custo de troca de chave</w:t>
-      </w:r>
-    </w:p>
-    <w:p>
-      <w:pPr>
-        <w:pStyle w:val="ListBullet"/>
-      </w:pPr>
-      <w:r>
-        <w:t>HOME-0020 - 家財保険 - Seguro de bens domésticos</w:t>
-      </w:r>
-    </w:p>
-    <w:p>
-      <w:pPr>
-        <w:pStyle w:val="Heading2"/>
-      </w:pPr>
-      <w:r>
-        <w:t>Referências</w:t>
-      </w:r>
-    </w:p>
-    <w:p>
-      <w:pPr>
-        <w:pStyle w:val="ListBullet"/>
-      </w:pPr>
-      <w:r>
-        <w:t>Documento interno: `02_MasterDictionary/HOME/HOME-0017.md`</w:t>
-      </w:r>
-    </w:p>
-    <w:p>
-      <w:pPr>
-        <w:pStyle w:val="Heading2"/>
-      </w:pPr>
-      <w:r>
-        <w:t>Tags</w:t>
-      </w:r>
-    </w:p>
-    <w:p>
-      <w:pPr>
-        <w:pStyle w:val="ListBullet"/>
-      </w:pPr>
-      <w:r>
-        <w:t>dialogue</w:t>
-      </w:r>
-    </w:p>
-    <w:p>
-      <w:pPr>
-        <w:pStyle w:val="ListBullet"/>
-      </w:pPr>
-      <w:r>
-        <w:t>home</w:t>
-      </w:r>
-    </w:p>
-    <w:p>
-      <w:pPr>
-        <w:pStyle w:val="ListBullet"/>
-      </w:pPr>
-      <w:r>
-        <w:t>housing</w:t>
-      </w:r>
-    </w:p>
-    <w:p>
-      <w:pPr>
-        <w:pStyle w:val="ListBullet"/>
-      </w:pPr>
-      <w:r>
-        <w:t>atendimento</w:t>
-      </w:r>
-    </w:p>
-    <w:p>
-      <w:pPr>
-        <w:pStyle w:val="Heading2"/>
-      </w:pPr>
-      <w:r>
-        <w:t>Veja também</w:t>
-      </w:r>
-    </w:p>
-    <w:p>
-      <w:pPr>
-        <w:pStyle w:val="ListBullet"/>
-      </w:pPr>
-      <w:r>
-        <w:t>`14_FAQ/HOME/FAQ-HOME-0017.md`</w:t>
-      </w:r>
-    </w:p>
-    <w:p>
-      <w:pPr>
-        <w:pStyle w:val="Heading2"/>
-      </w:pPr>
-      <w:r>
-        <w:t>Histórico de revisão</w:t>
-      </w:r>
-    </w:p>
-    <w:p>
-      <w:r>
-        <w:t>| Data | Versão | Autor | Alteração |</w:t>
-      </w:r>
-    </w:p>
-    <w:p>
-      <w:r>
-        <w:t>| --- | --- | --- | --- |</w:t>
-      </w:r>
-    </w:p>
-    <w:p>
-      <w:r>
-        <w:t>| 2026-06-27 | 0.1 | JP-BR Insurance Knowledge Base | Criação inicial. |</w:t>
+        <w:t>| 2026-06-27 | 0.2 | JP-BR Insurance Knowledge Base | Padronização para uso do corretor japonês com fala em português e leitura em katakana. |</w:t>
       </w:r>
     </w:p>
     <w:sectPr>

--- a/18_DOCX/HOME_DIALOGUES_0001_0005.docx
+++ b/18_DOCX/HOME_DIALOGUES_0001_0005.docx
@@ -169,60 +169,60 @@
     </w:p>
     <w:p>
       <w:r>
-        <w:t>Leitura para pronúncia: クアウ é ア ヘラサォン エントリ アウゲウ イ セグーロ</w:t>
-      </w:r>
-    </w:p>
-    <w:p>
-      <w:r>
         <w:t>Português brasileiro: Qual é a relação entre aluguel e seguro?</w:t>
       </w:r>
     </w:p>
     <w:p>
       <w:r>
+        <w:t>カタカナ読み: クアウ エ ア ヘラサォン エントリ アウゲウ イ セグーロ</w:t>
+      </w:r>
+    </w:p>
+    <w:p>
+      <w:r>
         <w:t>**Corretor:**</w:t>
       </w:r>
     </w:p>
     <w:p>
       <w:r>
-        <w:t>Leitura para pronúncia: ヴァモス セパラール オ セグーロ エジジード ノ コントラート ア ヘスポンサビリダージ ド インキリーノ イ ア プロテサォン ドス セウス ベンス</w:t>
-      </w:r>
-    </w:p>
-    <w:p>
-      <w:r>
         <w:t>Português brasileiro: Vamos separar o seguro exigido no contrato, a responsabilidade do inquilino e a proteção dos seus bens.</w:t>
       </w:r>
     </w:p>
     <w:p>
       <w:r>
+        <w:t>カタカナ読み: ヴァモス セパラール オ セグーロ エジジード ノ コントラート ア ヘスポンサビリダージ ド インキリーノ イ ア プロテサォン ドス セウス ベンス</w:t>
+      </w:r>
+    </w:p>
+    <w:p>
+      <w:r>
         <w:t>**顧客:**</w:t>
       </w:r>
     </w:p>
     <w:p>
       <w:r>
-        <w:t>Leitura para pronúncia: トード クスト セラ パーゴ ペロ セグーロ</w:t>
-      </w:r>
-    </w:p>
-    <w:p>
-      <w:r>
         <w:t>Português brasileiro: Todo custo será pago pelo seguro?</w:t>
       </w:r>
     </w:p>
     <w:p>
       <w:r>
+        <w:t>カタカナ読み: トード クスト セラ パーゴ プエルオ セグーロ</w:t>
+      </w:r>
+    </w:p>
+    <w:p>
+      <w:r>
         <w:t>**Corretor:**</w:t>
       </w:r>
     </w:p>
     <w:p>
       <w:r>
-        <w:t>Leitura para pronúncia: デペンジ ド コントラート ダ カウザ ダ コンフィルマサォン ダ アドミニストラドーラ イ ダ アナリゼ ダ セグラドーラ</w:t>
-      </w:r>
-    </w:p>
-    <w:p>
-      <w:r>
         <w:t>Português brasileiro: Depende do contrato, da causa, da confirmação da administradora e da análise da seguradora.</w:t>
       </w:r>
     </w:p>
     <w:p>
+      <w:r>
+        <w:t>カタカナ読み: デペンジ ド コントラート ダ カウザ ダ コンフィルマサォン ダ アドミニストラドーラ イ ダ アナリゼ ダ セグラドーラ</w:t>
+      </w:r>
+    </w:p>
+    <w:p>
       <w:pPr>
         <w:pStyle w:val="Heading2"/>
       </w:pPr>
@@ -681,60 +681,60 @@
     </w:p>
     <w:p>
       <w:r>
-        <w:t>Leitura para pronúncia: クアウ é ア ヘラサォン エントリ アウゲウ イ セグーロ</w:t>
-      </w:r>
-    </w:p>
-    <w:p>
-      <w:r>
         <w:t>Português brasileiro: Qual é a relação entre aluguel e seguro?</w:t>
       </w:r>
     </w:p>
     <w:p>
       <w:r>
+        <w:t>カタカナ読み: クアウ エ ア ヘラサォン エントリ アウゲウ イ セグーロ</w:t>
+      </w:r>
+    </w:p>
+    <w:p>
+      <w:r>
         <w:t>**Corretor:**</w:t>
       </w:r>
     </w:p>
     <w:p>
       <w:r>
-        <w:t>Leitura para pronúncia: ヴァモス セパラール オ セグーロ エジジード ノ コントラート ア ヘスポンサビリダージ ド インキリーノ イ ア プロテサォン ドス セウス ベンス</w:t>
-      </w:r>
-    </w:p>
-    <w:p>
-      <w:r>
         <w:t>Português brasileiro: Vamos separar o seguro exigido no contrato, a responsabilidade do inquilino e a proteção dos seus bens.</w:t>
       </w:r>
     </w:p>
     <w:p>
       <w:r>
+        <w:t>カタカナ読み: ヴァモス セパラール オ セグーロ エジジード ノ コントラート ア ヘスポンサビリダージ ド インキリーノ イ ア プロテサォン ドス セウス ベンス</w:t>
+      </w:r>
+    </w:p>
+    <w:p>
+      <w:r>
         <w:t>**顧客:**</w:t>
       </w:r>
     </w:p>
     <w:p>
       <w:r>
-        <w:t>Leitura para pronúncia: トード クスト セラ パーゴ ペロ セグーロ</w:t>
-      </w:r>
-    </w:p>
-    <w:p>
-      <w:r>
         <w:t>Português brasileiro: Todo custo será pago pelo seguro?</w:t>
       </w:r>
     </w:p>
     <w:p>
       <w:r>
+        <w:t>カタカナ読み: トード クスト セラ パーゴ プエルオ セグーロ</w:t>
+      </w:r>
+    </w:p>
+    <w:p>
+      <w:r>
         <w:t>**Corretor:**</w:t>
       </w:r>
     </w:p>
     <w:p>
       <w:r>
-        <w:t>Leitura para pronúncia: デペンジ ド コントラート ダ カウザ ダ コンフィルマサォン ダ アドミニストラドーラ イ ダ アナリゼ ダ セグラドーラ</w:t>
-      </w:r>
-    </w:p>
-    <w:p>
-      <w:r>
         <w:t>Português brasileiro: Depende do contrato, da causa, da confirmação da administradora e da análise da seguradora.</w:t>
       </w:r>
     </w:p>
     <w:p>
+      <w:r>
+        <w:t>カタカナ読み: デペンジ ド コントラート ダ カウザ ダ コンフィルマサォン ダ アドミニストラドーラ イ ダ アナリゼ ダ セグラドーラ</w:t>
+      </w:r>
+    </w:p>
+    <w:p>
       <w:pPr>
         <w:pStyle w:val="Heading2"/>
       </w:pPr>
@@ -1193,60 +1193,60 @@
     </w:p>
     <w:p>
       <w:r>
-        <w:t>Leitura para pronúncia: クアウ é ア ヘラサォン エントリ アウゲウ イ セグーロ</w:t>
-      </w:r>
-    </w:p>
-    <w:p>
-      <w:r>
         <w:t>Português brasileiro: Qual é a relação entre aluguel e seguro?</w:t>
       </w:r>
     </w:p>
     <w:p>
       <w:r>
+        <w:t>カタカナ読み: クアウ エ ア ヘラサォン エントリ アウゲウ イ セグーロ</w:t>
+      </w:r>
+    </w:p>
+    <w:p>
+      <w:r>
         <w:t>**Corretor:**</w:t>
       </w:r>
     </w:p>
     <w:p>
       <w:r>
-        <w:t>Leitura para pronúncia: ヴァモス セパラール オ セグーロ エジジード ノ コントラート ア ヘスポンサビリダージ ド インキリーノ イ ア プロテサォン ドス セウス ベンス</w:t>
-      </w:r>
-    </w:p>
-    <w:p>
-      <w:r>
         <w:t>Português brasileiro: Vamos separar o seguro exigido no contrato, a responsabilidade do inquilino e a proteção dos seus bens.</w:t>
       </w:r>
     </w:p>
     <w:p>
       <w:r>
+        <w:t>カタカナ読み: ヴァモス セパラール オ セグーロ エジジード ノ コントラート ア ヘスポンサビリダージ ド インキリーノ イ ア プロテサォン ドス セウス ベンス</w:t>
+      </w:r>
+    </w:p>
+    <w:p>
+      <w:r>
         <w:t>**顧客:**</w:t>
       </w:r>
     </w:p>
     <w:p>
       <w:r>
-        <w:t>Leitura para pronúncia: トード クスト セラ パーゴ ペロ セグーロ</w:t>
-      </w:r>
-    </w:p>
-    <w:p>
-      <w:r>
         <w:t>Português brasileiro: Todo custo será pago pelo seguro?</w:t>
       </w:r>
     </w:p>
     <w:p>
       <w:r>
+        <w:t>カタカナ読み: トード クスト セラ パーゴ プエルオ セグーロ</w:t>
+      </w:r>
+    </w:p>
+    <w:p>
+      <w:r>
         <w:t>**Corretor:**</w:t>
       </w:r>
     </w:p>
     <w:p>
       <w:r>
-        <w:t>Leitura para pronúncia: デペンジ ド コントラート ダ カウザ ダ コンフィルマサォン ダ アドミニストラドーラ イ ダ アナリゼ ダ セグラドーラ</w:t>
-      </w:r>
-    </w:p>
-    <w:p>
-      <w:r>
         <w:t>Português brasileiro: Depende do contrato, da causa, da confirmação da administradora e da análise da seguradora.</w:t>
       </w:r>
     </w:p>
     <w:p>
+      <w:r>
+        <w:t>カタカナ読み: デペンジ ド コントラート ダ カウザ ダ コンフィルマサォン ダ アドミニストラドーラ イ ダ アナリゼ ダ セグラドーラ</w:t>
+      </w:r>
+    </w:p>
+    <w:p>
       <w:pPr>
         <w:pStyle w:val="Heading2"/>
       </w:pPr>
@@ -1705,60 +1705,60 @@
     </w:p>
     <w:p>
       <w:r>
-        <w:t>Leitura para pronúncia: クアウ é ア ヘラサォン エントリ アウゲウ イ セグーロ</w:t>
-      </w:r>
-    </w:p>
-    <w:p>
-      <w:r>
         <w:t>Português brasileiro: Qual é a relação entre aluguel e seguro?</w:t>
       </w:r>
     </w:p>
     <w:p>
       <w:r>
+        <w:t>カタカナ読み: クアウ エ ア ヘラサォン エントリ アウゲウ イ セグーロ</w:t>
+      </w:r>
+    </w:p>
+    <w:p>
+      <w:r>
         <w:t>**Corretor:**</w:t>
       </w:r>
     </w:p>
     <w:p>
       <w:r>
-        <w:t>Leitura para pronúncia: ヴァモス セパラール オ セグーロ エジジード ノ コントラート ア ヘスポンサビリダージ ド インキリーノ イ ア プロテサォン ドス セウス ベンス</w:t>
-      </w:r>
-    </w:p>
-    <w:p>
-      <w:r>
         <w:t>Português brasileiro: Vamos separar o seguro exigido no contrato, a responsabilidade do inquilino e a proteção dos seus bens.</w:t>
       </w:r>
     </w:p>
     <w:p>
       <w:r>
+        <w:t>カタカナ読み: ヴァモス セパラール オ セグーロ エジジード ノ コントラート ア ヘスポンサビリダージ ド インキリーノ イ ア プロテサォン ドス セウス ベンス</w:t>
+      </w:r>
+    </w:p>
+    <w:p>
+      <w:r>
         <w:t>**顧客:**</w:t>
       </w:r>
     </w:p>
     <w:p>
       <w:r>
-        <w:t>Leitura para pronúncia: トード クスト セラ パーゴ ペロ セグーロ</w:t>
-      </w:r>
-    </w:p>
-    <w:p>
-      <w:r>
         <w:t>Português brasileiro: Todo custo será pago pelo seguro?</w:t>
       </w:r>
     </w:p>
     <w:p>
       <w:r>
+        <w:t>カタカナ読み: トード クスト セラ パーゴ プエルオ セグーロ</w:t>
+      </w:r>
+    </w:p>
+    <w:p>
+      <w:r>
         <w:t>**Corretor:**</w:t>
       </w:r>
     </w:p>
     <w:p>
       <w:r>
-        <w:t>Leitura para pronúncia: デペンジ ド コントラート ダ カウザ ダ コンフィルマサォン ダ アドミニストラドーラ イ ダ アナリゼ ダ セグラドーラ</w:t>
-      </w:r>
-    </w:p>
-    <w:p>
-      <w:r>
         <w:t>Português brasileiro: Depende do contrato, da causa, da confirmação da administradora e da análise da seguradora.</w:t>
       </w:r>
     </w:p>
     <w:p>
+      <w:r>
+        <w:t>カタカナ読み: デペンジ ド コントラート ダ カウザ ダ コンフィルマサォン ダ アドミニストラドーラ イ ダ アナリゼ ダ セグラドーラ</w:t>
+      </w:r>
+    </w:p>
+    <w:p>
       <w:pPr>
         <w:pStyle w:val="Heading2"/>
       </w:pPr>
@@ -2217,57 +2217,57 @@
     </w:p>
     <w:p>
       <w:r>
-        <w:t>Leitura para pronúncia: クアウ é ア ヘラサォン エントリ アウゲウ イ セグーロ</w:t>
-      </w:r>
-    </w:p>
-    <w:p>
-      <w:r>
         <w:t>Português brasileiro: Qual é a relação entre aluguel e seguro?</w:t>
       </w:r>
     </w:p>
     <w:p>
       <w:r>
+        <w:t>カタカナ読み: クアウ エ ア ヘラサォン エントリ アウゲウ イ セグーロ</w:t>
+      </w:r>
+    </w:p>
+    <w:p>
+      <w:r>
         <w:t>**Corretor:**</w:t>
       </w:r>
     </w:p>
     <w:p>
       <w:r>
-        <w:t>Leitura para pronúncia: ヴァモス セパラール オ セグーロ エジジード ノ コントラート ア ヘスポンサビリダージ ド インキリーノ イ ア プロテサォン ドス セウス ベンス</w:t>
-      </w:r>
-    </w:p>
-    <w:p>
-      <w:r>
         <w:t>Português brasileiro: Vamos separar o seguro exigido no contrato, a responsabilidade do inquilino e a proteção dos seus bens.</w:t>
       </w:r>
     </w:p>
     <w:p>
       <w:r>
+        <w:t>カタカナ読み: ヴァモス セパラール オ セグーロ エジジード ノ コントラート ア ヘスポンサビリダージ ド インキリーノ イ ア プロテサォン ドス セウス ベンス</w:t>
+      </w:r>
+    </w:p>
+    <w:p>
+      <w:r>
         <w:t>**顧客:**</w:t>
       </w:r>
     </w:p>
     <w:p>
       <w:r>
-        <w:t>Leitura para pronúncia: トード クスト セラ パーゴ ペロ セグーロ</w:t>
-      </w:r>
-    </w:p>
-    <w:p>
-      <w:r>
         <w:t>Português brasileiro: Todo custo será pago pelo seguro?</w:t>
       </w:r>
     </w:p>
     <w:p>
       <w:r>
+        <w:t>カタカナ読み: トード クスト セラ パーゴ プエルオ セグーロ</w:t>
+      </w:r>
+    </w:p>
+    <w:p>
+      <w:r>
         <w:t>**Corretor:**</w:t>
       </w:r>
     </w:p>
     <w:p>
       <w:r>
-        <w:t>Leitura para pronúncia: デペンジ ド コントラート ダ カウザ ダ コンフィルマサォン ダ アドミニストラドーラ イ ダ アナリゼ ダ セグラドーラ</w:t>
-      </w:r>
-    </w:p>
-    <w:p>
-      <w:r>
         <w:t>Português brasileiro: Depende do contrato, da causa, da confirmação da administradora e da análise da seguradora.</w:t>
+      </w:r>
+    </w:p>
+    <w:p>
+      <w:r>
+        <w:t>カタカナ読み: デペンジ ド コントラート ダ カウザ ダ コンフィルマサォン ダ アドミニストラドーラ イ ダ アナリゼ ダ セグラドーラ</w:t>
       </w:r>
     </w:p>
     <w:p>
